--- a/documents/tpp/movein-notification.docx
+++ b/documents/tpp/movein-notification.docx
@@ -1,27 +1,27 @@
 
 <file path=word/document.xml><?xml version="1.0" encoding="utf-8"?>
-<w:document xmlns:wpc="http://schemas.microsoft.com/office/word/2010/wordprocessingCanvas" xmlns:cx="http://schemas.microsoft.com/office/drawing/2014/chartex" xmlns:cx1="http://schemas.microsoft.com/office/drawing/2015/9/8/chartex" xmlns:cx2="http://schemas.microsoft.com/office/drawing/2015/10/21/chartex" xmlns:cx3="http://schemas.microsoft.com/office/drawing/2016/5/9/chartex" xmlns:cx4="http://schemas.microsoft.com/office/drawing/2016/5/10/chartex" xmlns:cx5="http://schemas.microsoft.com/office/drawing/2016/5/11/chartex" xmlns:cx6="http://schemas.microsoft.com/office/drawing/2016/5/12/chartex" xmlns:cx7="http://schemas.microsoft.com/office/drawing/2016/5/13/chartex" xmlns:cx8="http://schemas.microsoft.com/office/drawing/2016/5/14/chartex" xmlns:mc="http://schemas.openxmlformats.org/markup-compatibility/2006" xmlns:aink="http://schemas.microsoft.com/office/drawing/2016/ink" xmlns:am3d="http://schemas.microsoft.com/office/drawing/2017/model3d" xmlns:o="urn:schemas-microsoft-com:office:office" xmlns:oel="http://schemas.microsoft.com/office/2019/extlst" xmlns:r="http://schemas.openxmlformats.org/officeDocument/2006/relationships" xmlns:m="http://schemas.openxmlformats.org/officeDocument/2006/math" xmlns:v="urn:schemas-microsoft-com:vml" xmlns:wp14="http://schemas.microsoft.com/office/word/2010/wordprocessingDrawing" xmlns:wp="http://schemas.openxmlformats.org/drawingml/2006/wordprocessingDrawing" xmlns:w10="urn:schemas-microsoft-com:office:word" xmlns:w="http://schemas.openxmlformats.org/wordprocessingml/2006/main" xmlns:w14="http://schemas.microsoft.com/office/word/2010/wordml" xmlns:w15="http://schemas.microsoft.com/office/word/2012/wordml" xmlns:w16cex="http://schemas.microsoft.com/office/word/2018/wordml/cex" xmlns:w16cid="http://schemas.microsoft.com/office/word/2016/wordml/cid" xmlns:w16="http://schemas.microsoft.com/office/word/2018/wordml" xmlns:w16du="http://schemas.microsoft.com/office/word/2023/wordml/word16du" xmlns:w16sdtdh="http://schemas.microsoft.com/office/word/2020/wordml/sdtdatahash" xmlns:w16sdtfl="http://schemas.microsoft.com/office/word/2024/wordml/sdtformatlock" xmlns:w16se="http://schemas.microsoft.com/office/word/2015/wordml/symex" xmlns:wpg="http://schemas.microsoft.com/office/word/2010/wordprocessingGroup" xmlns:wpi="http://schemas.microsoft.com/office/word/2010/wordprocessingInk" xmlns:wne="http://schemas.microsoft.com/office/word/2006/wordml" xmlns:wps="http://schemas.microsoft.com/office/word/2010/wordprocessingShape" mc:Ignorable="w14 w15 w16se w16cid w16 w16cex w16sdtdh w16sdtfl w16du wp14">
+<w:document xmlns:ns1="http://schemas.openxmlformats.org/markup-compatibility/2006" xmlns:ns2="http://schemas.microsoft.com/office/word/2010/wordml" xmlns:ns3="urn:schemas-microsoft-com:vml" xmlns:ns4="urn:schemas-microsoft-com:office:office" xmlns:w="http://schemas.openxmlformats.org/wordprocessingml/2006/main" ns1:Ignorable="w14 w15 w16se w16cid w16 w16cex w16sdtdh w16sdtfl w16du wp14">
   <w:body>
-    <w:p>
-      <w:pPr>
-        <w:spacing w:before="100" w:beforeAutospacing="1" w:after="100" w:afterAutospacing="1" w:line="240" w:lineRule="auto"/>
-        <w:rPr>
-          <w:rFonts w:ascii="Times New Roman" w:eastAsia="Times New Roman" w:hAnsi="Times New Roman" w:cs="Times New Roman"/>
-          <w:kern w:val="0"/>
-          <w:sz w:val="24"/>
-          <w:szCs w:val="24"/>
-          <w14:ligatures w14:val="none"/>
-        </w:rPr>
-      </w:pPr>
-      <w:r>
-        <w:rPr>
-          <w:rFonts w:ascii="Times New Roman" w:eastAsia="Times New Roman" w:hAnsi="Times New Roman" w:cs="Times New Roman"/>
-          <w:b/>
-          <w:bCs/>
-          <w:kern w:val="0"/>
-          <w:sz w:val="24"/>
-          <w:szCs w:val="24"/>
-          <w14:ligatures w14:val="none"/>
+    <w:p ns2:paraId="65E49F41" ns2:textId="77777777">
+      <w:pPr>
+        <w:spacing w:before="100" w:beforeAutospacing="1" w:after="100" w:afterAutospacing="1" w:line="240" w:lineRule="auto"/>
+        <w:rPr>
+          <w:rFonts w:ascii="Times New Roman" w:eastAsia="Times New Roman" w:hAnsi="Times New Roman" w:cs="Times New Roman"/>
+          <w:kern w:val="0"/>
+          <w:sz w:val="24"/>
+          <w:szCs w:val="24"/>
+          <ns2:ligatures ns2:val="none"/>
+        </w:rPr>
+      </w:pPr>
+      <w:r>
+        <w:rPr>
+          <w:rFonts w:ascii="Times New Roman" w:eastAsia="Times New Roman" w:hAnsi="Times New Roman" w:cs="Times New Roman"/>
+          <w:b/>
+          <w:bCs/>
+          <w:kern w:val="0"/>
+          <w:sz w:val="24"/>
+          <w:szCs w:val="24"/>
+          <ns2:ligatures ns2:val="none"/>
         </w:rPr>
         <w:t>Subject:</w:t>
       </w:r>
@@ -31,12 +31,12 @@
           <w:kern w:val="0"/>
           <w:sz w:val="24"/>
           <w:szCs w:val="24"/>
-          <w14:ligatures w14:val="none"/>
+          <ns2:ligatures ns2:val="none"/>
         </w:rPr>
         <w:t xml:space="preserve"> Welcome to [Facility Name] – Your Protection Coverage Starts Today</w:t>
       </w:r>
     </w:p>
-    <w:p>
+    <w:p ns2:paraId="0EBE74AE" ns2:textId="77777777">
       <w:pPr>
         <w:spacing w:after="0" w:line="240" w:lineRule="auto"/>
         <w:rPr>
@@ -44,113 +44,113 @@
           <w:kern w:val="0"/>
           <w:sz w:val="24"/>
           <w:szCs w:val="24"/>
-          <w14:ligatures w14:val="none"/>
-        </w:rPr>
-      </w:pPr>
-      <w:r>
-        <w:rPr>
-          <w:rFonts w:ascii="Times New Roman" w:eastAsia="Times New Roman" w:hAnsi="Times New Roman" w:cs="Times New Roman"/>
-          <w:kern w:val="0"/>
-          <w:sz w:val="24"/>
-          <w:szCs w:val="24"/>
-          <w14:ligatures w14:val="none"/>
-        </w:rPr>
-        <w:pict w14:anchorId="4FCCB08F">
-          <v:rect id="_x0000_i1025" style="width:0;height:1.5pt" o:hralign="center" o:hrstd="t" o:hr="t" fillcolor="#a0a0a0" stroked="f"/>
+          <ns2:ligatures ns2:val="none"/>
+        </w:rPr>
+      </w:pPr>
+      <w:r>
+        <w:rPr>
+          <w:rFonts w:ascii="Times New Roman" w:eastAsia="Times New Roman" w:hAnsi="Times New Roman" w:cs="Times New Roman"/>
+          <w:kern w:val="0"/>
+          <w:sz w:val="24"/>
+          <w:szCs w:val="24"/>
+          <ns2:ligatures ns2:val="none"/>
+        </w:rPr>
+        <w:pict ns2:anchorId="4FCCB08F">
+          <ns3:rect id="_x0000_i1025" style="width:0;height:1.5pt" ns4:hralign="center" ns4:hrstd="t" ns4:hr="t" fillcolor="#a0a0a0" stroked="f"/>
         </w:pict>
       </w:r>
     </w:p>
-    <w:p>
-      <w:pPr>
-        <w:spacing w:before="100" w:beforeAutospacing="1" w:after="100" w:afterAutospacing="1" w:line="240" w:lineRule="auto"/>
-        <w:rPr>
-          <w:rFonts w:ascii="Times New Roman" w:eastAsia="Times New Roman" w:hAnsi="Times New Roman" w:cs="Times New Roman"/>
-          <w:kern w:val="0"/>
-          <w:sz w:val="24"/>
-          <w:szCs w:val="24"/>
-          <w14:ligatures w14:val="none"/>
-        </w:rPr>
-      </w:pPr>
-      <w:r>
-        <w:rPr>
-          <w:rFonts w:ascii="Times New Roman" w:eastAsia="Times New Roman" w:hAnsi="Times New Roman" w:cs="Times New Roman"/>
-          <w:kern w:val="0"/>
-          <w:sz w:val="24"/>
-          <w:szCs w:val="24"/>
-          <w14:ligatures w14:val="none"/>
+    <w:p ns2:paraId="3B8EF88D" ns2:textId="77777777">
+      <w:pPr>
+        <w:spacing w:before="100" w:beforeAutospacing="1" w:after="100" w:afterAutospacing="1" w:line="240" w:lineRule="auto"/>
+        <w:rPr>
+          <w:rFonts w:ascii="Times New Roman" w:eastAsia="Times New Roman" w:hAnsi="Times New Roman" w:cs="Times New Roman"/>
+          <w:kern w:val="0"/>
+          <w:sz w:val="24"/>
+          <w:szCs w:val="24"/>
+          <ns2:ligatures ns2:val="none"/>
+        </w:rPr>
+      </w:pPr>
+      <w:r>
+        <w:rPr>
+          <w:rFonts w:ascii="Times New Roman" w:eastAsia="Times New Roman" w:hAnsi="Times New Roman" w:cs="Times New Roman"/>
+          <w:kern w:val="0"/>
+          <w:sz w:val="24"/>
+          <w:szCs w:val="24"/>
+          <ns2:ligatures ns2:val="none"/>
         </w:rPr>
         <w:t>Dear [Tenant Name],</w:t>
       </w:r>
     </w:p>
-    <w:p>
-      <w:pPr>
-        <w:spacing w:before="100" w:beforeAutospacing="1" w:after="100" w:afterAutospacing="1" w:line="240" w:lineRule="auto"/>
-        <w:rPr>
-          <w:rFonts w:ascii="Times New Roman" w:eastAsia="Times New Roman" w:hAnsi="Times New Roman" w:cs="Times New Roman"/>
-          <w:kern w:val="0"/>
-          <w:sz w:val="24"/>
-          <w:szCs w:val="24"/>
-          <w14:ligatures w14:val="none"/>
-        </w:rPr>
-      </w:pPr>
-      <w:r>
-        <w:rPr>
-          <w:rFonts w:ascii="Times New Roman" w:eastAsia="Times New Roman" w:hAnsi="Times New Roman" w:cs="Times New Roman"/>
-          <w:b/>
-          <w:bCs/>
-          <w:kern w:val="0"/>
-          <w:sz w:val="24"/>
-          <w:szCs w:val="24"/>
-          <w14:ligatures w14:val="none"/>
+    <w:p ns2:paraId="76E1FBAE" ns2:textId="77777777">
+      <w:pPr>
+        <w:spacing w:before="100" w:beforeAutospacing="1" w:after="100" w:afterAutospacing="1" w:line="240" w:lineRule="auto"/>
+        <w:rPr>
+          <w:rFonts w:ascii="Times New Roman" w:eastAsia="Times New Roman" w:hAnsi="Times New Roman" w:cs="Times New Roman"/>
+          <w:kern w:val="0"/>
+          <w:sz w:val="24"/>
+          <w:szCs w:val="24"/>
+          <ns2:ligatures ns2:val="none"/>
+        </w:rPr>
+      </w:pPr>
+      <w:r>
+        <w:rPr>
+          <w:rFonts w:ascii="Times New Roman" w:eastAsia="Times New Roman" w:hAnsi="Times New Roman" w:cs="Times New Roman"/>
+          <w:b/>
+          <w:bCs/>
+          <w:kern w:val="0"/>
+          <w:sz w:val="24"/>
+          <w:szCs w:val="24"/>
+          <ns2:ligatures ns2:val="none"/>
         </w:rPr>
         <w:t>Welcome to [Facility Name]!</w:t>
       </w:r>
     </w:p>
-    <w:p>
-      <w:pPr>
-        <w:spacing w:before="100" w:beforeAutospacing="1" w:after="100" w:afterAutospacing="1" w:line="240" w:lineRule="auto"/>
-        <w:rPr>
-          <w:rFonts w:ascii="Times New Roman" w:eastAsia="Times New Roman" w:hAnsi="Times New Roman" w:cs="Times New Roman"/>
-          <w:kern w:val="0"/>
-          <w:sz w:val="24"/>
-          <w:szCs w:val="24"/>
-          <w14:ligatures w14:val="none"/>
-        </w:rPr>
-      </w:pPr>
-      <w:r>
-        <w:rPr>
-          <w:rFonts w:ascii="Times New Roman" w:eastAsia="Times New Roman" w:hAnsi="Times New Roman" w:cs="Times New Roman"/>
-          <w:kern w:val="0"/>
-          <w:sz w:val="24"/>
-          <w:szCs w:val="24"/>
-          <w14:ligatures w14:val="none"/>
+    <w:p ns2:paraId="568146D5" ns2:textId="77777777">
+      <w:pPr>
+        <w:spacing w:before="100" w:beforeAutospacing="1" w:after="100" w:afterAutospacing="1" w:line="240" w:lineRule="auto"/>
+        <w:rPr>
+          <w:rFonts w:ascii="Times New Roman" w:eastAsia="Times New Roman" w:hAnsi="Times New Roman" w:cs="Times New Roman"/>
+          <w:kern w:val="0"/>
+          <w:sz w:val="24"/>
+          <w:szCs w:val="24"/>
+          <ns2:ligatures ns2:val="none"/>
+        </w:rPr>
+      </w:pPr>
+      <w:r>
+        <w:rPr>
+          <w:rFonts w:ascii="Times New Roman" w:eastAsia="Times New Roman" w:hAnsi="Times New Roman" w:cs="Times New Roman"/>
+          <w:kern w:val="0"/>
+          <w:sz w:val="24"/>
+          <w:szCs w:val="24"/>
+          <ns2:ligatures ns2:val="none"/>
         </w:rPr>
         <w:t>We're excited to have you as part of our storage community. Your unit is ready, and we're committed to providing you with a safe, secure storage experience from day one.</w:t>
       </w:r>
     </w:p>
-    <w:p>
-      <w:pPr>
-        <w:spacing w:before="100" w:beforeAutospacing="1" w:after="100" w:afterAutospacing="1" w:line="240" w:lineRule="auto"/>
-        <w:rPr>
-          <w:rFonts w:ascii="Times New Roman" w:eastAsia="Times New Roman" w:hAnsi="Times New Roman" w:cs="Times New Roman"/>
-          <w:kern w:val="0"/>
-          <w:sz w:val="24"/>
-          <w:szCs w:val="24"/>
-          <w14:ligatures w14:val="none"/>
-        </w:rPr>
-      </w:pPr>
-      <w:r>
-        <w:rPr>
-          <w:rFonts w:ascii="Times New Roman" w:eastAsia="Times New Roman" w:hAnsi="Times New Roman" w:cs="Times New Roman"/>
-          <w:kern w:val="0"/>
-          <w:sz w:val="24"/>
-          <w:szCs w:val="24"/>
-          <w14:ligatures w14:val="none"/>
+    <w:p ns2:paraId="388746B3" ns2:textId="77777777">
+      <w:pPr>
+        <w:spacing w:before="100" w:beforeAutospacing="1" w:after="100" w:afterAutospacing="1" w:line="240" w:lineRule="auto"/>
+        <w:rPr>
+          <w:rFonts w:ascii="Times New Roman" w:eastAsia="Times New Roman" w:hAnsi="Times New Roman" w:cs="Times New Roman"/>
+          <w:kern w:val="0"/>
+          <w:sz w:val="24"/>
+          <w:szCs w:val="24"/>
+          <ns2:ligatures ns2:val="none"/>
+        </w:rPr>
+      </w:pPr>
+      <w:r>
+        <w:rPr>
+          <w:rFonts w:ascii="Times New Roman" w:eastAsia="Times New Roman" w:hAnsi="Times New Roman" w:cs="Times New Roman"/>
+          <w:kern w:val="0"/>
+          <w:sz w:val="24"/>
+          <w:szCs w:val="24"/>
+          <ns2:ligatures ns2:val="none"/>
         </w:rPr>
         <w:t>As part of your move-in, we want to make sure your belongings are properly protected—and we've made it simple.</w:t>
       </w:r>
     </w:p>
-    <w:p>
+    <w:p ns2:paraId="38B01B64" ns2:textId="77777777">
       <w:pPr>
         <w:spacing w:after="0" w:line="240" w:lineRule="auto"/>
         <w:rPr>
@@ -158,42 +158,42 @@
           <w:kern w:val="0"/>
           <w:sz w:val="24"/>
           <w:szCs w:val="24"/>
-          <w14:ligatures w14:val="none"/>
-        </w:rPr>
-      </w:pPr>
-      <w:r>
-        <w:rPr>
-          <w:rFonts w:ascii="Times New Roman" w:eastAsia="Times New Roman" w:hAnsi="Times New Roman" w:cs="Times New Roman"/>
-          <w:kern w:val="0"/>
-          <w:sz w:val="24"/>
-          <w:szCs w:val="24"/>
-          <w14:ligatures w14:val="none"/>
-        </w:rPr>
-        <w:pict w14:anchorId="7A9E48DE">
-          <v:rect id="_x0000_i1026" style="width:0;height:1.5pt" o:hralign="center" o:hrstd="t" o:hr="t" fillcolor="#a0a0a0" stroked="f"/>
+          <ns2:ligatures ns2:val="none"/>
+        </w:rPr>
+      </w:pPr>
+      <w:r>
+        <w:rPr>
+          <w:rFonts w:ascii="Times New Roman" w:eastAsia="Times New Roman" w:hAnsi="Times New Roman" w:cs="Times New Roman"/>
+          <w:kern w:val="0"/>
+          <w:sz w:val="24"/>
+          <w:szCs w:val="24"/>
+          <ns2:ligatures ns2:val="none"/>
+        </w:rPr>
+        <w:pict ns2:anchorId="7A9E48DE">
+          <ns3:rect id="_x0000_i1026" style="width:0;height:1.5pt" ns4:hralign="center" ns4:hrstd="t" ns4:hr="t" fillcolor="#a0a0a0" stroked="f"/>
         </w:pict>
       </w:r>
     </w:p>
-    <w:p>
-      <w:pPr>
-        <w:spacing w:before="100" w:beforeAutospacing="1" w:after="100" w:afterAutospacing="1" w:line="240" w:lineRule="auto"/>
-        <w:rPr>
-          <w:rFonts w:ascii="Times New Roman" w:eastAsia="Times New Roman" w:hAnsi="Times New Roman" w:cs="Times New Roman"/>
-          <w:kern w:val="0"/>
-          <w:sz w:val="24"/>
-          <w:szCs w:val="24"/>
-          <w14:ligatures w14:val="none"/>
-        </w:rPr>
-      </w:pPr>
-      <w:r>
-        <w:rPr>
-          <w:rFonts w:ascii="Times New Roman" w:eastAsia="Times New Roman" w:hAnsi="Times New Roman" w:cs="Times New Roman"/>
-          <w:b/>
-          <w:bCs/>
-          <w:kern w:val="0"/>
-          <w:sz w:val="24"/>
-          <w:szCs w:val="24"/>
-          <w14:ligatures w14:val="none"/>
+    <w:p ns2:paraId="5717A76A" ns2:textId="7D182BE1">
+      <w:pPr>
+        <w:spacing w:before="100" w:beforeAutospacing="1" w:after="100" w:afterAutospacing="1" w:line="240" w:lineRule="auto"/>
+        <w:rPr>
+          <w:rFonts w:ascii="Times New Roman" w:eastAsia="Times New Roman" w:hAnsi="Times New Roman" w:cs="Times New Roman"/>
+          <w:kern w:val="0"/>
+          <w:sz w:val="24"/>
+          <w:szCs w:val="24"/>
+          <ns2:ligatures ns2:val="none"/>
+        </w:rPr>
+      </w:pPr>
+      <w:r>
+        <w:rPr>
+          <w:rFonts w:ascii="Times New Roman" w:eastAsia="Times New Roman" w:hAnsi="Times New Roman" w:cs="Times New Roman"/>
+          <w:b/>
+          <w:bCs/>
+          <w:kern w:val="0"/>
+          <w:sz w:val="24"/>
+          <w:szCs w:val="24"/>
+          <ns2:ligatures ns2:val="none"/>
         </w:rPr>
         <w:t xml:space="preserve">Your </w:t>
       </w:r>
@@ -205,41 +205,41 @@
           <w:kern w:val="0"/>
           <w:sz w:val="24"/>
           <w:szCs w:val="24"/>
-          <w14:ligatures w14:val="none"/>
-        </w:rPr>
-        <w:t>PROTEGO</w:t>
-      </w:r>
-      <w:r>
-        <w:rPr>
-          <w:rFonts w:ascii="Times New Roman" w:eastAsia="Times New Roman" w:hAnsi="Times New Roman" w:cs="Times New Roman"/>
-          <w:b/>
-          <w:bCs/>
-          <w:kern w:val="0"/>
-          <w:sz w:val="24"/>
-          <w:szCs w:val="24"/>
-          <w14:ligatures w14:val="none"/>
-        </w:rPr>
-        <w:t xml:space="preserve"> Protection Coverage Begins Immediately</w:t>
-      </w:r>
-    </w:p>
-    <w:p>
-      <w:pPr>
-        <w:spacing w:before="100" w:beforeAutospacing="1" w:after="100" w:afterAutospacing="1" w:line="240" w:lineRule="auto"/>
-        <w:rPr>
-          <w:rFonts w:ascii="Times New Roman" w:eastAsia="Times New Roman" w:hAnsi="Times New Roman" w:cs="Times New Roman"/>
-          <w:kern w:val="0"/>
-          <w:sz w:val="24"/>
-          <w:szCs w:val="24"/>
-          <w14:ligatures w14:val="none"/>
-        </w:rPr>
-      </w:pPr>
-      <w:r>
-        <w:rPr>
-          <w:rFonts w:ascii="Times New Roman" w:eastAsia="Times New Roman" w:hAnsi="Times New Roman" w:cs="Times New Roman"/>
-          <w:kern w:val="0"/>
-          <w:sz w:val="24"/>
-          <w:szCs w:val="24"/>
-          <w14:ligatures w14:val="none"/>
+          <ns2:ligatures ns2:val="none"/>
+        </w:rPr>
+        <w:t>TPP Secure Protection</w:t>
+      </w:r>
+      <w:r>
+        <w:rPr>
+          <w:rFonts w:ascii="Times New Roman" w:eastAsia="Times New Roman" w:hAnsi="Times New Roman" w:cs="Times New Roman"/>
+          <w:b/>
+          <w:bCs/>
+          <w:kern w:val="0"/>
+          <w:sz w:val="24"/>
+          <w:szCs w:val="24"/>
+          <ns2:ligatures ns2:val="none"/>
+        </w:rPr>
+        <w:t xml:space="preserve"> Coverage Begins Immediately</w:t>
+      </w:r>
+    </w:p>
+    <w:p ns2:paraId="417E706A" ns2:textId="0ED58FAF">
+      <w:pPr>
+        <w:spacing w:before="100" w:beforeAutospacing="1" w:after="100" w:afterAutospacing="1" w:line="240" w:lineRule="auto"/>
+        <w:rPr>
+          <w:rFonts w:ascii="Times New Roman" w:eastAsia="Times New Roman" w:hAnsi="Times New Roman" w:cs="Times New Roman"/>
+          <w:kern w:val="0"/>
+          <w:sz w:val="24"/>
+          <w:szCs w:val="24"/>
+          <ns2:ligatures ns2:val="none"/>
+        </w:rPr>
+      </w:pPr>
+      <w:r>
+        <w:rPr>
+          <w:rFonts w:ascii="Times New Roman" w:eastAsia="Times New Roman" w:hAnsi="Times New Roman" w:cs="Times New Roman"/>
+          <w:kern w:val="0"/>
+          <w:sz w:val="24"/>
+          <w:szCs w:val="24"/>
+          <ns2:ligatures ns2:val="none"/>
         </w:rPr>
         <w:t xml:space="preserve">To give you instant peace of mind and meet your lease insurance requirement, you're automatically enrolled in </w:t>
       </w:r>
@@ -251,29 +251,29 @@
           <w:kern w:val="0"/>
           <w:sz w:val="24"/>
           <w:szCs w:val="24"/>
-          <w14:ligatures w14:val="none"/>
-        </w:rPr>
-        <w:t>PROTEGO</w:t>
-      </w:r>
-      <w:r>
-        <w:rPr>
-          <w:rFonts w:ascii="Times New Roman" w:eastAsia="Times New Roman" w:hAnsi="Times New Roman" w:cs="Times New Roman"/>
-          <w:b/>
-          <w:bCs/>
-          <w:kern w:val="0"/>
-          <w:sz w:val="24"/>
-          <w:szCs w:val="24"/>
-          <w14:ligatures w14:val="none"/>
-        </w:rPr>
-        <w:t xml:space="preserve"> Protection at $12/month</w:t>
-      </w:r>
-      <w:r>
-        <w:rPr>
-          <w:rFonts w:ascii="Times New Roman" w:eastAsia="Times New Roman" w:hAnsi="Times New Roman" w:cs="Times New Roman"/>
-          <w:kern w:val="0"/>
-          <w:sz w:val="24"/>
-          <w:szCs w:val="24"/>
-          <w14:ligatures w14:val="none"/>
+          <ns2:ligatures ns2:val="none"/>
+        </w:rPr>
+        <w:t>TPP Secure Protection</w:t>
+      </w:r>
+      <w:r>
+        <w:rPr>
+          <w:rFonts w:ascii="Times New Roman" w:eastAsia="Times New Roman" w:hAnsi="Times New Roman" w:cs="Times New Roman"/>
+          <w:b/>
+          <w:bCs/>
+          <w:kern w:val="0"/>
+          <w:sz w:val="24"/>
+          <w:szCs w:val="24"/>
+          <ns2:ligatures ns2:val="none"/>
+        </w:rPr>
+        <w:t xml:space="preserve"> at $12/month</w:t>
+      </w:r>
+      <w:r>
+        <w:rPr>
+          <w:rFonts w:ascii="Times New Roman" w:eastAsia="Times New Roman" w:hAnsi="Times New Roman" w:cs="Times New Roman"/>
+          <w:kern w:val="0"/>
+          <w:sz w:val="24"/>
+          <w:szCs w:val="24"/>
+          <ns2:ligatures ns2:val="none"/>
         </w:rPr>
         <w:t xml:space="preserve"> ($144 annually). Your </w:t>
       </w:r>
@@ -285,7 +285,7 @@
           <w:kern w:val="0"/>
           <w:sz w:val="24"/>
           <w:szCs w:val="24"/>
-          <w14:ligatures w14:val="none"/>
+          <ns2:ligatures ns2:val="none"/>
         </w:rPr>
         <w:t>$2,000 protection coverage</w:t>
       </w:r>
@@ -295,7 +295,7 @@
           <w:kern w:val="0"/>
           <w:sz w:val="24"/>
           <w:szCs w:val="24"/>
-          <w14:ligatures w14:val="none"/>
+          <ns2:ligatures ns2:val="none"/>
         </w:rPr>
         <w:t xml:space="preserve"> is active right </w:t>
       </w:r>
@@ -306,7 +306,7 @@
           <w:kern w:val="0"/>
           <w:sz w:val="24"/>
           <w:szCs w:val="24"/>
-          <w14:ligatures w14:val="none"/>
+          <ns2:ligatures ns2:val="none"/>
         </w:rPr>
         <w:t>now—protecting</w:t>
       </w:r>
@@ -317,31 +317,31 @@
           <w:kern w:val="0"/>
           <w:sz w:val="24"/>
           <w:szCs w:val="24"/>
-          <w14:ligatures w14:val="none"/>
+          <ns2:ligatures ns2:val="none"/>
         </w:rPr>
         <w:t xml:space="preserve"> your belongings from the moment you move in.</w:t>
       </w:r>
     </w:p>
-    <w:p>
-      <w:pPr>
-        <w:spacing w:before="100" w:beforeAutospacing="1" w:after="100" w:afterAutospacing="1" w:line="240" w:lineRule="auto"/>
-        <w:rPr>
-          <w:rFonts w:ascii="Times New Roman" w:eastAsia="Times New Roman" w:hAnsi="Times New Roman" w:cs="Times New Roman"/>
-          <w:kern w:val="0"/>
-          <w:sz w:val="24"/>
-          <w:szCs w:val="24"/>
-          <w14:ligatures w14:val="none"/>
-        </w:rPr>
-      </w:pPr>
-      <w:r>
-        <w:rPr>
-          <w:rFonts w:ascii="Times New Roman" w:eastAsia="Times New Roman" w:hAnsi="Times New Roman" w:cs="Times New Roman"/>
-          <w:b/>
-          <w:bCs/>
-          <w:kern w:val="0"/>
-          <w:sz w:val="24"/>
-          <w:szCs w:val="24"/>
-          <w14:ligatures w14:val="none"/>
+    <w:p ns2:paraId="2AAB635B" ns2:textId="40CC4274">
+      <w:pPr>
+        <w:spacing w:before="100" w:beforeAutospacing="1" w:after="100" w:afterAutospacing="1" w:line="240" w:lineRule="auto"/>
+        <w:rPr>
+          <w:rFonts w:ascii="Times New Roman" w:eastAsia="Times New Roman" w:hAnsi="Times New Roman" w:cs="Times New Roman"/>
+          <w:kern w:val="0"/>
+          <w:sz w:val="24"/>
+          <w:szCs w:val="24"/>
+          <ns2:ligatures ns2:val="none"/>
+        </w:rPr>
+      </w:pPr>
+      <w:r>
+        <w:rPr>
+          <w:rFonts w:ascii="Times New Roman" w:eastAsia="Times New Roman" w:hAnsi="Times New Roman" w:cs="Times New Roman"/>
+          <w:b/>
+          <w:bCs/>
+          <w:kern w:val="0"/>
+          <w:sz w:val="24"/>
+          <w:szCs w:val="24"/>
+          <ns2:ligatures ns2:val="none"/>
         </w:rPr>
         <w:t xml:space="preserve">Why </w:t>
       </w:r>
@@ -353,43 +353,43 @@
           <w:kern w:val="0"/>
           <w:sz w:val="24"/>
           <w:szCs w:val="24"/>
-          <w14:ligatures w14:val="none"/>
-        </w:rPr>
-        <w:t>PROTEGO</w:t>
-      </w:r>
-      <w:r>
-        <w:rPr>
-          <w:rFonts w:ascii="Times New Roman" w:eastAsia="Times New Roman" w:hAnsi="Times New Roman" w:cs="Times New Roman"/>
-          <w:b/>
-          <w:bCs/>
-          <w:kern w:val="0"/>
-          <w:sz w:val="24"/>
-          <w:szCs w:val="24"/>
-          <w14:ligatures w14:val="none"/>
-        </w:rPr>
-        <w:t xml:space="preserve"> Protection Works for New Tenants:</w:t>
-      </w:r>
-    </w:p>
-    <w:p>
-      <w:pPr>
-        <w:spacing w:before="100" w:beforeAutospacing="1" w:after="100" w:afterAutospacing="1" w:line="240" w:lineRule="auto"/>
-        <w:rPr>
-          <w:rFonts w:ascii="Times New Roman" w:eastAsia="Times New Roman" w:hAnsi="Times New Roman" w:cs="Times New Roman"/>
-          <w:kern w:val="0"/>
-          <w:sz w:val="24"/>
-          <w:szCs w:val="24"/>
-          <w14:ligatures w14:val="none"/>
-        </w:rPr>
-      </w:pPr>
-      <w:r>
-        <w:rPr>
-          <w:rFonts w:ascii="Times New Roman" w:eastAsia="Times New Roman" w:hAnsi="Times New Roman" w:cs="Times New Roman"/>
-          <w:b/>
-          <w:bCs/>
-          <w:kern w:val="0"/>
-          <w:sz w:val="24"/>
-          <w:szCs w:val="24"/>
-          <w14:ligatures w14:val="none"/>
+          <ns2:ligatures ns2:val="none"/>
+        </w:rPr>
+        <w:t>TPP Secure Protection</w:t>
+      </w:r>
+      <w:r>
+        <w:rPr>
+          <w:rFonts w:ascii="Times New Roman" w:eastAsia="Times New Roman" w:hAnsi="Times New Roman" w:cs="Times New Roman"/>
+          <w:b/>
+          <w:bCs/>
+          <w:kern w:val="0"/>
+          <w:sz w:val="24"/>
+          <w:szCs w:val="24"/>
+          <ns2:ligatures ns2:val="none"/>
+        </w:rPr>
+        <w:t xml:space="preserve"> Works for New Tenants:</w:t>
+      </w:r>
+    </w:p>
+    <w:p ns2:paraId="0C0F7387" ns2:textId="77777777">
+      <w:pPr>
+        <w:spacing w:before="100" w:beforeAutospacing="1" w:after="100" w:afterAutospacing="1" w:line="240" w:lineRule="auto"/>
+        <w:rPr>
+          <w:rFonts w:ascii="Times New Roman" w:eastAsia="Times New Roman" w:hAnsi="Times New Roman" w:cs="Times New Roman"/>
+          <w:kern w:val="0"/>
+          <w:sz w:val="24"/>
+          <w:szCs w:val="24"/>
+          <ns2:ligatures ns2:val="none"/>
+        </w:rPr>
+      </w:pPr>
+      <w:r>
+        <w:rPr>
+          <w:rFonts w:ascii="Times New Roman" w:eastAsia="Times New Roman" w:hAnsi="Times New Roman" w:cs="Times New Roman"/>
+          <w:b/>
+          <w:bCs/>
+          <w:kern w:val="0"/>
+          <w:sz w:val="24"/>
+          <w:szCs w:val="24"/>
+          <ns2:ligatures ns2:val="none"/>
         </w:rPr>
         <w:t>1. Zero Deductibles—Coverage from Dollar One</w:t>
       </w:r>
@@ -399,32 +399,32 @@
           <w:kern w:val="0"/>
           <w:sz w:val="24"/>
           <w:szCs w:val="24"/>
-          <w14:ligatures w14:val="none"/>
+          <ns2:ligatures ns2:val="none"/>
         </w:rPr>
         <w:br/>
         <w:t>Unlike traditional insurance, you'll never pay out-of-pocket expenses when filing a claim. Protection starts immediately with no deductible to meet first.</w:t>
       </w:r>
     </w:p>
-    <w:p>
-      <w:pPr>
-        <w:spacing w:before="100" w:beforeAutospacing="1" w:after="100" w:afterAutospacing="1" w:line="240" w:lineRule="auto"/>
-        <w:rPr>
-          <w:rFonts w:ascii="Times New Roman" w:eastAsia="Times New Roman" w:hAnsi="Times New Roman" w:cs="Times New Roman"/>
-          <w:kern w:val="0"/>
-          <w:sz w:val="24"/>
-          <w:szCs w:val="24"/>
-          <w14:ligatures w14:val="none"/>
-        </w:rPr>
-      </w:pPr>
-      <w:r>
-        <w:rPr>
-          <w:rFonts w:ascii="Times New Roman" w:eastAsia="Times New Roman" w:hAnsi="Times New Roman" w:cs="Times New Roman"/>
-          <w:b/>
-          <w:bCs/>
-          <w:kern w:val="0"/>
-          <w:sz w:val="24"/>
-          <w:szCs w:val="24"/>
-          <w14:ligatures w14:val="none"/>
+    <w:p ns2:paraId="47CFB0DF" ns2:textId="5F3476E5">
+      <w:pPr>
+        <w:spacing w:before="100" w:beforeAutospacing="1" w:after="100" w:afterAutospacing="1" w:line="240" w:lineRule="auto"/>
+        <w:rPr>
+          <w:rFonts w:ascii="Times New Roman" w:eastAsia="Times New Roman" w:hAnsi="Times New Roman" w:cs="Times New Roman"/>
+          <w:kern w:val="0"/>
+          <w:sz w:val="24"/>
+          <w:szCs w:val="24"/>
+          <ns2:ligatures ns2:val="none"/>
+        </w:rPr>
+      </w:pPr>
+      <w:r>
+        <w:rPr>
+          <w:rFonts w:ascii="Times New Roman" w:eastAsia="Times New Roman" w:hAnsi="Times New Roman" w:cs="Times New Roman"/>
+          <w:b/>
+          <w:bCs/>
+          <w:kern w:val="0"/>
+          <w:sz w:val="24"/>
+          <w:szCs w:val="24"/>
+          <ns2:ligatures ns2:val="none"/>
         </w:rPr>
         <w:t>2. Won't Impact Your Personal Insurance</w:t>
       </w:r>
@@ -434,7 +434,7 @@
           <w:kern w:val="0"/>
           <w:sz w:val="24"/>
           <w:szCs w:val="24"/>
-          <w14:ligatures w14:val="none"/>
+          <ns2:ligatures ns2:val="none"/>
         </w:rPr>
         <w:br/>
       </w:r>
@@ -444,19 +444,19 @@
           <w:kern w:val="0"/>
           <w:sz w:val="24"/>
           <w:szCs w:val="24"/>
-          <w14:ligatures w14:val="none"/>
-        </w:rPr>
-        <w:t>PROTEGO</w:t>
-      </w:r>
-      <w:r>
-        <w:rPr>
-          <w:rFonts w:ascii="Times New Roman" w:eastAsia="Times New Roman" w:hAnsi="Times New Roman" w:cs="Times New Roman"/>
-          <w:kern w:val="0"/>
-          <w:sz w:val="24"/>
-          <w:szCs w:val="24"/>
-          <w14:ligatures w14:val="none"/>
-        </w:rPr>
-        <w:t xml:space="preserve"> Protection is </w:t>
+          <ns2:ligatures ns2:val="none"/>
+        </w:rPr>
+        <w:t>TPP Secure Protection</w:t>
+      </w:r>
+      <w:r>
+        <w:rPr>
+          <w:rFonts w:ascii="Times New Roman" w:eastAsia="Times New Roman" w:hAnsi="Times New Roman" w:cs="Times New Roman"/>
+          <w:kern w:val="0"/>
+          <w:sz w:val="24"/>
+          <w:szCs w:val="24"/>
+          <ns2:ligatures ns2:val="none"/>
+        </w:rPr>
+        <w:t xml:space="preserve"> is </w:t>
       </w:r>
       <w:proofErr w:type="gramStart"/>
       <w:r>
@@ -465,7 +465,7 @@
           <w:kern w:val="0"/>
           <w:sz w:val="24"/>
           <w:szCs w:val="24"/>
-          <w14:ligatures w14:val="none"/>
+          <ns2:ligatures ns2:val="none"/>
         </w:rPr>
         <w:t>completely separate</w:t>
       </w:r>
@@ -476,31 +476,31 @@
           <w:kern w:val="0"/>
           <w:sz w:val="24"/>
           <w:szCs w:val="24"/>
-          <w14:ligatures w14:val="none"/>
+          <ns2:ligatures ns2:val="none"/>
         </w:rPr>
         <w:t xml:space="preserve"> from your homeowner's or renter's insurance. Filing a claim won't raise your personal insurance premiums or affect your claims history.</w:t>
       </w:r>
     </w:p>
-    <w:p>
-      <w:pPr>
-        <w:spacing w:before="100" w:beforeAutospacing="1" w:after="100" w:afterAutospacing="1" w:line="240" w:lineRule="auto"/>
-        <w:rPr>
-          <w:rFonts w:ascii="Times New Roman" w:eastAsia="Times New Roman" w:hAnsi="Times New Roman" w:cs="Times New Roman"/>
-          <w:kern w:val="0"/>
-          <w:sz w:val="24"/>
-          <w:szCs w:val="24"/>
-          <w14:ligatures w14:val="none"/>
-        </w:rPr>
-      </w:pPr>
-      <w:r>
-        <w:rPr>
-          <w:rFonts w:ascii="Times New Roman" w:eastAsia="Times New Roman" w:hAnsi="Times New Roman" w:cs="Times New Roman"/>
-          <w:b/>
-          <w:bCs/>
-          <w:kern w:val="0"/>
-          <w:sz w:val="24"/>
-          <w:szCs w:val="24"/>
-          <w14:ligatures w14:val="none"/>
+    <w:p ns2:paraId="05C14903" ns2:textId="025CB883">
+      <w:pPr>
+        <w:spacing w:before="100" w:beforeAutospacing="1" w:after="100" w:afterAutospacing="1" w:line="240" w:lineRule="auto"/>
+        <w:rPr>
+          <w:rFonts w:ascii="Times New Roman" w:eastAsia="Times New Roman" w:hAnsi="Times New Roman" w:cs="Times New Roman"/>
+          <w:kern w:val="0"/>
+          <w:sz w:val="24"/>
+          <w:szCs w:val="24"/>
+          <ns2:ligatures ns2:val="none"/>
+        </w:rPr>
+      </w:pPr>
+      <w:r>
+        <w:rPr>
+          <w:rFonts w:ascii="Times New Roman" w:eastAsia="Times New Roman" w:hAnsi="Times New Roman" w:cs="Times New Roman"/>
+          <w:b/>
+          <w:bCs/>
+          <w:kern w:val="0"/>
+          <w:sz w:val="24"/>
+          <w:szCs w:val="24"/>
+          <ns2:ligatures ns2:val="none"/>
         </w:rPr>
         <w:t>3. Affordable Protection at $0.40 Per Day</w:t>
       </w:r>
@@ -510,7 +510,7 @@
           <w:kern w:val="0"/>
           <w:sz w:val="24"/>
           <w:szCs w:val="24"/>
-          <w14:ligatures w14:val="none"/>
+          <ns2:ligatures ns2:val="none"/>
         </w:rPr>
         <w:br/>
         <w:t xml:space="preserve">At just $12/month, </w:t>
@@ -521,41 +521,41 @@
           <w:kern w:val="0"/>
           <w:sz w:val="24"/>
           <w:szCs w:val="24"/>
-          <w14:ligatures w14:val="none"/>
-        </w:rPr>
-        <w:t>PROTEGO</w:t>
-      </w:r>
-      <w:r>
-        <w:rPr>
-          <w:rFonts w:ascii="Times New Roman" w:eastAsia="Times New Roman" w:hAnsi="Times New Roman" w:cs="Times New Roman"/>
-          <w:kern w:val="0"/>
-          <w:sz w:val="24"/>
-          <w:szCs w:val="24"/>
-          <w14:ligatures w14:val="none"/>
-        </w:rPr>
-        <w:t xml:space="preserve"> Protection costs less than most insurance deductibles—and you're covered for the real threats to storage units: fire, theft, water damage, windstorms, vandalism, and more.</w:t>
-      </w:r>
-    </w:p>
-    <w:p>
-      <w:pPr>
-        <w:spacing w:before="100" w:beforeAutospacing="1" w:after="100" w:afterAutospacing="1" w:line="240" w:lineRule="auto"/>
-        <w:rPr>
-          <w:rFonts w:ascii="Times New Roman" w:eastAsia="Times New Roman" w:hAnsi="Times New Roman" w:cs="Times New Roman"/>
-          <w:kern w:val="0"/>
-          <w:sz w:val="24"/>
-          <w:szCs w:val="24"/>
-          <w14:ligatures w14:val="none"/>
-        </w:rPr>
-      </w:pPr>
-      <w:r>
-        <w:rPr>
-          <w:rFonts w:ascii="Times New Roman" w:eastAsia="Times New Roman" w:hAnsi="Times New Roman" w:cs="Times New Roman"/>
-          <w:b/>
-          <w:bCs/>
-          <w:kern w:val="0"/>
-          <w:sz w:val="24"/>
-          <w:szCs w:val="24"/>
-          <w14:ligatures w14:val="none"/>
+          <ns2:ligatures ns2:val="none"/>
+        </w:rPr>
+        <w:t>TPP Secure Protection</w:t>
+      </w:r>
+      <w:r>
+        <w:rPr>
+          <w:rFonts w:ascii="Times New Roman" w:eastAsia="Times New Roman" w:hAnsi="Times New Roman" w:cs="Times New Roman"/>
+          <w:kern w:val="0"/>
+          <w:sz w:val="24"/>
+          <w:szCs w:val="24"/>
+          <ns2:ligatures ns2:val="none"/>
+        </w:rPr>
+        <w:t xml:space="preserve"> costs less than most insurance deductibles—and you're covered for the real threats to storage units: fire, theft, water damage, windstorms, vandalism, and more.</w:t>
+      </w:r>
+    </w:p>
+    <w:p ns2:paraId="631A9E14" ns2:textId="57FCC344">
+      <w:pPr>
+        <w:spacing w:before="100" w:beforeAutospacing="1" w:after="100" w:afterAutospacing="1" w:line="240" w:lineRule="auto"/>
+        <w:rPr>
+          <w:rFonts w:ascii="Times New Roman" w:eastAsia="Times New Roman" w:hAnsi="Times New Roman" w:cs="Times New Roman"/>
+          <w:kern w:val="0"/>
+          <w:sz w:val="24"/>
+          <w:szCs w:val="24"/>
+          <ns2:ligatures ns2:val="none"/>
+        </w:rPr>
+      </w:pPr>
+      <w:r>
+        <w:rPr>
+          <w:rFonts w:ascii="Times New Roman" w:eastAsia="Times New Roman" w:hAnsi="Times New Roman" w:cs="Times New Roman"/>
+          <w:b/>
+          <w:bCs/>
+          <w:kern w:val="0"/>
+          <w:sz w:val="24"/>
+          <w:szCs w:val="24"/>
+          <ns2:ligatures ns2:val="none"/>
         </w:rPr>
         <w:t>4. Full Replacement Cost</w:t>
       </w:r>
@@ -565,7 +565,7 @@
           <w:kern w:val="0"/>
           <w:sz w:val="24"/>
           <w:szCs w:val="24"/>
-          <w14:ligatures w14:val="none"/>
+          <ns2:ligatures ns2:val="none"/>
         </w:rPr>
         <w:br/>
       </w:r>
@@ -575,41 +575,41 @@
           <w:kern w:val="0"/>
           <w:sz w:val="24"/>
           <w:szCs w:val="24"/>
-          <w14:ligatures w14:val="none"/>
-        </w:rPr>
-        <w:t>PROTEGO</w:t>
-      </w:r>
-      <w:r>
-        <w:rPr>
-          <w:rFonts w:ascii="Times New Roman" w:eastAsia="Times New Roman" w:hAnsi="Times New Roman" w:cs="Times New Roman"/>
-          <w:kern w:val="0"/>
-          <w:sz w:val="24"/>
-          <w:szCs w:val="24"/>
-          <w14:ligatures w14:val="none"/>
+          <ns2:ligatures ns2:val="none"/>
+        </w:rPr>
+        <w:t>TPP Secure</w:t>
+      </w:r>
+      <w:r>
+        <w:rPr>
+          <w:rFonts w:ascii="Times New Roman" w:eastAsia="Times New Roman" w:hAnsi="Times New Roman" w:cs="Times New Roman"/>
+          <w:kern w:val="0"/>
+          <w:sz w:val="24"/>
+          <w:szCs w:val="24"/>
+          <ns2:ligatures ns2:val="none"/>
         </w:rPr>
         <w:t xml:space="preserve"> pays what it costs to replace your items today—not their depreciated value from years ago.</w:t>
       </w:r>
     </w:p>
-    <w:p>
-      <w:pPr>
-        <w:spacing w:before="100" w:beforeAutospacing="1" w:after="100" w:afterAutospacing="1" w:line="240" w:lineRule="auto"/>
-        <w:rPr>
-          <w:rFonts w:ascii="Times New Roman" w:eastAsia="Times New Roman" w:hAnsi="Times New Roman" w:cs="Times New Roman"/>
-          <w:kern w:val="0"/>
-          <w:sz w:val="24"/>
-          <w:szCs w:val="24"/>
-          <w14:ligatures w14:val="none"/>
-        </w:rPr>
-      </w:pPr>
-      <w:r>
-        <w:rPr>
-          <w:rFonts w:ascii="Times New Roman" w:eastAsia="Times New Roman" w:hAnsi="Times New Roman" w:cs="Times New Roman"/>
-          <w:b/>
-          <w:bCs/>
-          <w:kern w:val="0"/>
-          <w:sz w:val="24"/>
-          <w:szCs w:val="24"/>
-          <w14:ligatures w14:val="none"/>
+    <w:p ns2:paraId="0F2F42A1" ns2:textId="0BD5C9C4">
+      <w:pPr>
+        <w:spacing w:before="100" w:beforeAutospacing="1" w:after="100" w:afterAutospacing="1" w:line="240" w:lineRule="auto"/>
+        <w:rPr>
+          <w:rFonts w:ascii="Times New Roman" w:eastAsia="Times New Roman" w:hAnsi="Times New Roman" w:cs="Times New Roman"/>
+          <w:kern w:val="0"/>
+          <w:sz w:val="24"/>
+          <w:szCs w:val="24"/>
+          <ns2:ligatures ns2:val="none"/>
+        </w:rPr>
+      </w:pPr>
+      <w:r>
+        <w:rPr>
+          <w:rFonts w:ascii="Times New Roman" w:eastAsia="Times New Roman" w:hAnsi="Times New Roman" w:cs="Times New Roman"/>
+          <w:b/>
+          <w:bCs/>
+          <w:kern w:val="0"/>
+          <w:sz w:val="24"/>
+          <w:szCs w:val="24"/>
+          <ns2:ligatures ns2:val="none"/>
         </w:rPr>
         <w:t>5. Fast, Simple Claims</w:t>
       </w:r>
@@ -619,7 +619,7 @@
           <w:kern w:val="0"/>
           <w:sz w:val="24"/>
           <w:szCs w:val="24"/>
-          <w14:ligatures w14:val="none"/>
+          <ns2:ligatures ns2:val="none"/>
         </w:rPr>
         <w:br/>
         <w:t xml:space="preserve">File 24/7 at </w:t>
@@ -632,53 +632,53 @@
           <w:kern w:val="0"/>
           <w:sz w:val="24"/>
           <w:szCs w:val="24"/>
-          <w14:ligatures w14:val="none"/>
-        </w:rPr>
-        <w:t>PROTEGO</w:t>
-      </w:r>
-      <w:r>
-        <w:rPr>
-          <w:rFonts w:ascii="Times New Roman" w:eastAsia="Times New Roman" w:hAnsi="Times New Roman" w:cs="Times New Roman"/>
-          <w:b/>
-          <w:bCs/>
-          <w:kern w:val="0"/>
-          <w:sz w:val="24"/>
-          <w:szCs w:val="24"/>
-          <w14:ligatures w14:val="none"/>
-        </w:rPr>
-        <w:t>Claims.com</w:t>
-      </w:r>
-      <w:r>
-        <w:rPr>
-          <w:rFonts w:ascii="Times New Roman" w:eastAsia="Times New Roman" w:hAnsi="Times New Roman" w:cs="Times New Roman"/>
-          <w:kern w:val="0"/>
-          <w:sz w:val="24"/>
-          <w:szCs w:val="24"/>
-          <w14:ligatures w14:val="none"/>
+          <ns2:ligatures ns2:val="none"/>
+        </w:rPr>
+        <w:t>TPPClaims.com</w:t>
+      </w:r>
+      <w:r>
+        <w:rPr>
+          <w:rFonts w:ascii="Times New Roman" w:eastAsia="Times New Roman" w:hAnsi="Times New Roman" w:cs="Times New Roman"/>
+          <w:b/>
+          <w:bCs/>
+          <w:kern w:val="0"/>
+          <w:sz w:val="24"/>
+          <w:szCs w:val="24"/>
+          <ns2:ligatures ns2:val="none"/>
+        </w:rPr>
+        <w:t/>
+      </w:r>
+      <w:r>
+        <w:rPr>
+          <w:rFonts w:ascii="Times New Roman" w:eastAsia="Times New Roman" w:hAnsi="Times New Roman" w:cs="Times New Roman"/>
+          <w:kern w:val="0"/>
+          <w:sz w:val="24"/>
+          <w:szCs w:val="24"/>
+          <ns2:ligatures ns2:val="none"/>
         </w:rPr>
         <w:t xml:space="preserve"> with a dedicated U.S.-based support team. No waiting months for reimbursements.</w:t>
       </w:r>
     </w:p>
-    <w:p>
-      <w:pPr>
-        <w:spacing w:before="100" w:beforeAutospacing="1" w:after="100" w:afterAutospacing="1" w:line="240" w:lineRule="auto"/>
-        <w:rPr>
-          <w:rFonts w:ascii="Times New Roman" w:eastAsia="Times New Roman" w:hAnsi="Times New Roman" w:cs="Times New Roman"/>
-          <w:kern w:val="0"/>
-          <w:sz w:val="24"/>
-          <w:szCs w:val="24"/>
-          <w14:ligatures w14:val="none"/>
-        </w:rPr>
-      </w:pPr>
-      <w:r>
-        <w:rPr>
-          <w:rFonts w:ascii="Times New Roman" w:eastAsia="Times New Roman" w:hAnsi="Times New Roman" w:cs="Times New Roman"/>
-          <w:b/>
-          <w:bCs/>
-          <w:kern w:val="0"/>
-          <w:sz w:val="24"/>
-          <w:szCs w:val="24"/>
-          <w14:ligatures w14:val="none"/>
+    <w:p ns2:paraId="231BDA67" ns2:textId="520A40F9">
+      <w:pPr>
+        <w:spacing w:before="100" w:beforeAutospacing="1" w:after="100" w:afterAutospacing="1" w:line="240" w:lineRule="auto"/>
+        <w:rPr>
+          <w:rFonts w:ascii="Times New Roman" w:eastAsia="Times New Roman" w:hAnsi="Times New Roman" w:cs="Times New Roman"/>
+          <w:kern w:val="0"/>
+          <w:sz w:val="24"/>
+          <w:szCs w:val="24"/>
+          <ns2:ligatures ns2:val="none"/>
+        </w:rPr>
+      </w:pPr>
+      <w:r>
+        <w:rPr>
+          <w:rFonts w:ascii="Times New Roman" w:eastAsia="Times New Roman" w:hAnsi="Times New Roman" w:cs="Times New Roman"/>
+          <w:b/>
+          <w:bCs/>
+          <w:kern w:val="0"/>
+          <w:sz w:val="24"/>
+          <w:szCs w:val="24"/>
+          <ns2:ligatures ns2:val="none"/>
         </w:rPr>
         <w:lastRenderedPageBreak/>
         <w:t>6. Built Specifically for Self-Storage</w:t>
@@ -689,7 +689,7 @@
           <w:kern w:val="0"/>
           <w:sz w:val="24"/>
           <w:szCs w:val="24"/>
-          <w14:ligatures w14:val="none"/>
+          <ns2:ligatures ns2:val="none"/>
         </w:rPr>
         <w:br/>
         <w:t xml:space="preserve">Unlike homeowner's or renter's insurance that may exclude or limit offsite storage, </w:t>
@@ -700,22 +700,22 @@
           <w:kern w:val="0"/>
           <w:sz w:val="24"/>
           <w:szCs w:val="24"/>
-          <w14:ligatures w14:val="none"/>
-        </w:rPr>
-        <w:t>PROTEGO</w:t>
-      </w:r>
-      <w:r>
-        <w:rPr>
-          <w:rFonts w:ascii="Times New Roman" w:eastAsia="Times New Roman" w:hAnsi="Times New Roman" w:cs="Times New Roman"/>
-          <w:kern w:val="0"/>
-          <w:sz w:val="24"/>
-          <w:szCs w:val="24"/>
-          <w14:ligatures w14:val="none"/>
-        </w:rPr>
-        <w:t xml:space="preserve"> Protection is designed exclusively for storage units with no coverage gaps.</w:t>
-      </w:r>
-    </w:p>
-    <w:p>
+          <ns2:ligatures ns2:val="none"/>
+        </w:rPr>
+        <w:t>TPP Secure Protection</w:t>
+      </w:r>
+      <w:r>
+        <w:rPr>
+          <w:rFonts w:ascii="Times New Roman" w:eastAsia="Times New Roman" w:hAnsi="Times New Roman" w:cs="Times New Roman"/>
+          <w:kern w:val="0"/>
+          <w:sz w:val="24"/>
+          <w:szCs w:val="24"/>
+          <ns2:ligatures ns2:val="none"/>
+        </w:rPr>
+        <w:t xml:space="preserve"> is designed exclusively for storage units with no coverage gaps.</w:t>
+      </w:r>
+    </w:p>
+    <w:p ns2:paraId="7E9678EE" ns2:textId="77777777">
       <w:pPr>
         <w:spacing w:after="0" w:line="240" w:lineRule="auto"/>
         <w:rPr>
@@ -723,64 +723,64 @@
           <w:kern w:val="0"/>
           <w:sz w:val="24"/>
           <w:szCs w:val="24"/>
-          <w14:ligatures w14:val="none"/>
-        </w:rPr>
-      </w:pPr>
-      <w:r>
-        <w:rPr>
-          <w:rFonts w:ascii="Times New Roman" w:eastAsia="Times New Roman" w:hAnsi="Times New Roman" w:cs="Times New Roman"/>
-          <w:kern w:val="0"/>
-          <w:sz w:val="24"/>
-          <w:szCs w:val="24"/>
-          <w14:ligatures w14:val="none"/>
-        </w:rPr>
-        <w:pict w14:anchorId="255E7492">
-          <v:rect id="_x0000_i1027" style="width:0;height:1.5pt" o:hralign="center" o:hrstd="t" o:hr="t" fillcolor="#a0a0a0" stroked="f"/>
+          <ns2:ligatures ns2:val="none"/>
+        </w:rPr>
+      </w:pPr>
+      <w:r>
+        <w:rPr>
+          <w:rFonts w:ascii="Times New Roman" w:eastAsia="Times New Roman" w:hAnsi="Times New Roman" w:cs="Times New Roman"/>
+          <w:kern w:val="0"/>
+          <w:sz w:val="24"/>
+          <w:szCs w:val="24"/>
+          <ns2:ligatures ns2:val="none"/>
+        </w:rPr>
+        <w:pict ns2:anchorId="255E7492">
+          <ns3:rect id="_x0000_i1027" style="width:0;height:1.5pt" ns4:hralign="center" ns4:hrstd="t" ns4:hr="t" fillcolor="#a0a0a0" stroked="f"/>
         </w:pict>
       </w:r>
     </w:p>
-    <w:p>
-      <w:pPr>
-        <w:spacing w:before="100" w:beforeAutospacing="1" w:after="100" w:afterAutospacing="1" w:line="240" w:lineRule="auto"/>
-        <w:rPr>
-          <w:rFonts w:ascii="Times New Roman" w:eastAsia="Times New Roman" w:hAnsi="Times New Roman" w:cs="Times New Roman"/>
-          <w:kern w:val="0"/>
-          <w:sz w:val="24"/>
-          <w:szCs w:val="24"/>
-          <w14:ligatures w14:val="none"/>
-        </w:rPr>
-      </w:pPr>
-      <w:r>
-        <w:rPr>
-          <w:rFonts w:ascii="Times New Roman" w:eastAsia="Times New Roman" w:hAnsi="Times New Roman" w:cs="Times New Roman"/>
-          <w:b/>
-          <w:bCs/>
-          <w:kern w:val="0"/>
-          <w:sz w:val="24"/>
-          <w:szCs w:val="24"/>
-          <w14:ligatures w14:val="none"/>
+    <w:p ns2:paraId="6DAA48A8" ns2:textId="77777777">
+      <w:pPr>
+        <w:spacing w:before="100" w:beforeAutospacing="1" w:after="100" w:afterAutospacing="1" w:line="240" w:lineRule="auto"/>
+        <w:rPr>
+          <w:rFonts w:ascii="Times New Roman" w:eastAsia="Times New Roman" w:hAnsi="Times New Roman" w:cs="Times New Roman"/>
+          <w:kern w:val="0"/>
+          <w:sz w:val="24"/>
+          <w:szCs w:val="24"/>
+          <ns2:ligatures ns2:val="none"/>
+        </w:rPr>
+      </w:pPr>
+      <w:r>
+        <w:rPr>
+          <w:rFonts w:ascii="Times New Roman" w:eastAsia="Times New Roman" w:hAnsi="Times New Roman" w:cs="Times New Roman"/>
+          <w:b/>
+          <w:bCs/>
+          <w:kern w:val="0"/>
+          <w:sz w:val="24"/>
+          <w:szCs w:val="24"/>
+          <ns2:ligatures ns2:val="none"/>
         </w:rPr>
         <w:t>Already Have Your Own Insurance?</w:t>
       </w:r>
     </w:p>
-    <w:p>
-      <w:pPr>
-        <w:spacing w:before="100" w:beforeAutospacing="1" w:after="100" w:afterAutospacing="1" w:line="240" w:lineRule="auto"/>
-        <w:rPr>
-          <w:rFonts w:ascii="Times New Roman" w:eastAsia="Times New Roman" w:hAnsi="Times New Roman" w:cs="Times New Roman"/>
-          <w:kern w:val="0"/>
-          <w:sz w:val="24"/>
-          <w:szCs w:val="24"/>
-          <w14:ligatures w14:val="none"/>
-        </w:rPr>
-      </w:pPr>
-      <w:r>
-        <w:rPr>
-          <w:rFonts w:ascii="Times New Roman" w:eastAsia="Times New Roman" w:hAnsi="Times New Roman" w:cs="Times New Roman"/>
-          <w:kern w:val="0"/>
-          <w:sz w:val="24"/>
-          <w:szCs w:val="24"/>
-          <w14:ligatures w14:val="none"/>
+    <w:p ns2:paraId="38B23B29" ns2:textId="77777777">
+      <w:pPr>
+        <w:spacing w:before="100" w:beforeAutospacing="1" w:after="100" w:afterAutospacing="1" w:line="240" w:lineRule="auto"/>
+        <w:rPr>
+          <w:rFonts w:ascii="Times New Roman" w:eastAsia="Times New Roman" w:hAnsi="Times New Roman" w:cs="Times New Roman"/>
+          <w:kern w:val="0"/>
+          <w:sz w:val="24"/>
+          <w:szCs w:val="24"/>
+          <ns2:ligatures ns2:val="none"/>
+        </w:rPr>
+      </w:pPr>
+      <w:r>
+        <w:rPr>
+          <w:rFonts w:ascii="Times New Roman" w:eastAsia="Times New Roman" w:hAnsi="Times New Roman" w:cs="Times New Roman"/>
+          <w:kern w:val="0"/>
+          <w:sz w:val="24"/>
+          <w:szCs w:val="24"/>
+          <ns2:ligatures ns2:val="none"/>
         </w:rPr>
         <w:t xml:space="preserve">If you have homeowner's or renter's insurance that covers your stored property, you can opt out. You have a </w:t>
       </w:r>
@@ -792,7 +792,7 @@
           <w:kern w:val="0"/>
           <w:sz w:val="24"/>
           <w:szCs w:val="24"/>
-          <w14:ligatures w14:val="none"/>
+          <ns2:ligatures ns2:val="none"/>
         </w:rPr>
         <w:t>10-day grace period</w:t>
       </w:r>
@@ -802,31 +802,31 @@
           <w:kern w:val="0"/>
           <w:sz w:val="24"/>
           <w:szCs w:val="24"/>
-          <w14:ligatures w14:val="none"/>
+          <ns2:ligatures ns2:val="none"/>
         </w:rPr>
         <w:t xml:space="preserve"> from your move-in date to submit your insurance documentation.</w:t>
       </w:r>
     </w:p>
-    <w:p>
-      <w:pPr>
-        <w:spacing w:before="100" w:beforeAutospacing="1" w:after="100" w:afterAutospacing="1" w:line="240" w:lineRule="auto"/>
-        <w:rPr>
-          <w:rFonts w:ascii="Times New Roman" w:eastAsia="Times New Roman" w:hAnsi="Times New Roman" w:cs="Times New Roman"/>
-          <w:kern w:val="0"/>
-          <w:sz w:val="24"/>
-          <w:szCs w:val="24"/>
-          <w14:ligatures w14:val="none"/>
-        </w:rPr>
-      </w:pPr>
-      <w:r>
-        <w:rPr>
-          <w:rFonts w:ascii="Times New Roman" w:eastAsia="Times New Roman" w:hAnsi="Times New Roman" w:cs="Times New Roman"/>
-          <w:b/>
-          <w:bCs/>
-          <w:kern w:val="0"/>
-          <w:sz w:val="24"/>
-          <w:szCs w:val="24"/>
-          <w14:ligatures w14:val="none"/>
+    <w:p ns2:paraId="28945D8D" ns2:textId="77777777">
+      <w:pPr>
+        <w:spacing w:before="100" w:beforeAutospacing="1" w:after="100" w:afterAutospacing="1" w:line="240" w:lineRule="auto"/>
+        <w:rPr>
+          <w:rFonts w:ascii="Times New Roman" w:eastAsia="Times New Roman" w:hAnsi="Times New Roman" w:cs="Times New Roman"/>
+          <w:kern w:val="0"/>
+          <w:sz w:val="24"/>
+          <w:szCs w:val="24"/>
+          <ns2:ligatures ns2:val="none"/>
+        </w:rPr>
+      </w:pPr>
+      <w:r>
+        <w:rPr>
+          <w:rFonts w:ascii="Times New Roman" w:eastAsia="Times New Roman" w:hAnsi="Times New Roman" w:cs="Times New Roman"/>
+          <w:b/>
+          <w:bCs/>
+          <w:kern w:val="0"/>
+          <w:sz w:val="24"/>
+          <w:szCs w:val="24"/>
+          <ns2:ligatures ns2:val="none"/>
         </w:rPr>
         <w:t xml:space="preserve">How to </w:t>
       </w:r>
@@ -839,7 +839,7 @@
           <w:kern w:val="0"/>
           <w:sz w:val="24"/>
           <w:szCs w:val="24"/>
-          <w14:ligatures w14:val="none"/>
+          <ns2:ligatures ns2:val="none"/>
         </w:rPr>
         <w:t>Opt</w:t>
       </w:r>
@@ -852,12 +852,12 @@
           <w:kern w:val="0"/>
           <w:sz w:val="24"/>
           <w:szCs w:val="24"/>
-          <w14:ligatures w14:val="none"/>
+          <ns2:ligatures ns2:val="none"/>
         </w:rPr>
         <w:t xml:space="preserve"> Out:</w:t>
       </w:r>
     </w:p>
-    <w:p>
+    <w:p ns2:paraId="5ED5B2E7" ns2:textId="77777777">
       <w:pPr>
         <w:numPr>
           <w:ilvl w:val="0"/>
@@ -869,18 +869,18 @@
           <w:kern w:val="0"/>
           <w:sz w:val="24"/>
           <w:szCs w:val="24"/>
-          <w14:ligatures w14:val="none"/>
-        </w:rPr>
-      </w:pPr>
-      <w:r>
-        <w:rPr>
-          <w:rFonts w:ascii="Times New Roman" w:eastAsia="Times New Roman" w:hAnsi="Times New Roman" w:cs="Times New Roman"/>
-          <w:b/>
-          <w:bCs/>
-          <w:kern w:val="0"/>
-          <w:sz w:val="24"/>
-          <w:szCs w:val="24"/>
-          <w14:ligatures w14:val="none"/>
+          <ns2:ligatures ns2:val="none"/>
+        </w:rPr>
+      </w:pPr>
+      <w:r>
+        <w:rPr>
+          <w:rFonts w:ascii="Times New Roman" w:eastAsia="Times New Roman" w:hAnsi="Times New Roman" w:cs="Times New Roman"/>
+          <w:b/>
+          <w:bCs/>
+          <w:kern w:val="0"/>
+          <w:sz w:val="24"/>
+          <w:szCs w:val="24"/>
+          <ns2:ligatures ns2:val="none"/>
         </w:rPr>
         <w:t>Visit MyOwnPolicy.com</w:t>
       </w:r>
@@ -890,12 +890,12 @@
           <w:kern w:val="0"/>
           <w:sz w:val="24"/>
           <w:szCs w:val="24"/>
-          <w14:ligatures w14:val="none"/>
+          <ns2:ligatures ns2:val="none"/>
         </w:rPr>
         <w:t xml:space="preserve"> (or type https://myownpolicy.com into your browser)</w:t>
       </w:r>
     </w:p>
-    <w:p>
+    <w:p ns2:paraId="473D291A" ns2:textId="77777777">
       <w:pPr>
         <w:numPr>
           <w:ilvl w:val="0"/>
@@ -907,18 +907,18 @@
           <w:kern w:val="0"/>
           <w:sz w:val="24"/>
           <w:szCs w:val="24"/>
-          <w14:ligatures w14:val="none"/>
-        </w:rPr>
-      </w:pPr>
-      <w:r>
-        <w:rPr>
-          <w:rFonts w:ascii="Times New Roman" w:eastAsia="Times New Roman" w:hAnsi="Times New Roman" w:cs="Times New Roman"/>
-          <w:b/>
-          <w:bCs/>
-          <w:kern w:val="0"/>
-          <w:sz w:val="24"/>
-          <w:szCs w:val="24"/>
-          <w14:ligatures w14:val="none"/>
+          <ns2:ligatures ns2:val="none"/>
+        </w:rPr>
+      </w:pPr>
+      <w:r>
+        <w:rPr>
+          <w:rFonts w:ascii="Times New Roman" w:eastAsia="Times New Roman" w:hAnsi="Times New Roman" w:cs="Times New Roman"/>
+          <w:b/>
+          <w:bCs/>
+          <w:kern w:val="0"/>
+          <w:sz w:val="24"/>
+          <w:szCs w:val="24"/>
+          <ns2:ligatures ns2:val="none"/>
         </w:rPr>
         <w:t>Upload</w:t>
       </w:r>
@@ -928,12 +928,12 @@
           <w:kern w:val="0"/>
           <w:sz w:val="24"/>
           <w:szCs w:val="24"/>
-          <w14:ligatures w14:val="none"/>
+          <ns2:ligatures ns2:val="none"/>
         </w:rPr>
         <w:t xml:space="preserve"> your insurance declaration page showing "off-premises" or storage coverage with expiration date</w:t>
       </w:r>
     </w:p>
-    <w:p>
+    <w:p ns2:paraId="105E947A" ns2:textId="77777777">
       <w:pPr>
         <w:numPr>
           <w:ilvl w:val="0"/>
@@ -945,18 +945,18 @@
           <w:kern w:val="0"/>
           <w:sz w:val="24"/>
           <w:szCs w:val="24"/>
-          <w14:ligatures w14:val="none"/>
-        </w:rPr>
-      </w:pPr>
-      <w:r>
-        <w:rPr>
-          <w:rFonts w:ascii="Times New Roman" w:eastAsia="Times New Roman" w:hAnsi="Times New Roman" w:cs="Times New Roman"/>
-          <w:b/>
-          <w:bCs/>
-          <w:kern w:val="0"/>
-          <w:sz w:val="24"/>
-          <w:szCs w:val="24"/>
-          <w14:ligatures w14:val="none"/>
+          <ns2:ligatures ns2:val="none"/>
+        </w:rPr>
+      </w:pPr>
+      <w:r>
+        <w:rPr>
+          <w:rFonts w:ascii="Times New Roman" w:eastAsia="Times New Roman" w:hAnsi="Times New Roman" w:cs="Times New Roman"/>
+          <w:b/>
+          <w:bCs/>
+          <w:kern w:val="0"/>
+          <w:sz w:val="24"/>
+          <w:szCs w:val="24"/>
+          <ns2:ligatures ns2:val="none"/>
         </w:rPr>
         <w:t>Submit within 10 days</w:t>
       </w:r>
@@ -966,12 +966,12 @@
           <w:kern w:val="0"/>
           <w:sz w:val="24"/>
           <w:szCs w:val="24"/>
-          <w14:ligatures w14:val="none"/>
+          <ns2:ligatures ns2:val="none"/>
         </w:rPr>
         <w:t xml:space="preserve"> of your move-in date</w:t>
       </w:r>
     </w:p>
-    <w:p>
+    <w:p ns2:paraId="1772D17B" ns2:textId="77777777">
       <w:pPr>
         <w:numPr>
           <w:ilvl w:val="0"/>
@@ -983,18 +983,18 @@
           <w:kern w:val="0"/>
           <w:sz w:val="24"/>
           <w:szCs w:val="24"/>
-          <w14:ligatures w14:val="none"/>
-        </w:rPr>
-      </w:pPr>
-      <w:r>
-        <w:rPr>
-          <w:rFonts w:ascii="Times New Roman" w:eastAsia="Times New Roman" w:hAnsi="Times New Roman" w:cs="Times New Roman"/>
-          <w:b/>
-          <w:bCs/>
-          <w:kern w:val="0"/>
-          <w:sz w:val="24"/>
-          <w:szCs w:val="24"/>
-          <w14:ligatures w14:val="none"/>
+          <ns2:ligatures ns2:val="none"/>
+        </w:rPr>
+      </w:pPr>
+      <w:r>
+        <w:rPr>
+          <w:rFonts w:ascii="Times New Roman" w:eastAsia="Times New Roman" w:hAnsi="Times New Roman" w:cs="Times New Roman"/>
+          <w:b/>
+          <w:bCs/>
+          <w:kern w:val="0"/>
+          <w:sz w:val="24"/>
+          <w:szCs w:val="24"/>
+          <ns2:ligatures ns2:val="none"/>
         </w:rPr>
         <w:t>Receive confirmation</w:t>
       </w:r>
@@ -1004,29 +1004,29 @@
           <w:kern w:val="0"/>
           <w:sz w:val="24"/>
           <w:szCs w:val="24"/>
-          <w14:ligatures w14:val="none"/>
+          <ns2:ligatures ns2:val="none"/>
         </w:rPr>
         <w:t xml:space="preserve"> via email (we'll notify you of "in review," "request," or "approval" status)</w:t>
       </w:r>
     </w:p>
-    <w:p>
-      <w:pPr>
-        <w:spacing w:before="100" w:beforeAutospacing="1" w:after="100" w:afterAutospacing="1" w:line="240" w:lineRule="auto"/>
-        <w:rPr>
-          <w:rFonts w:ascii="Times New Roman" w:eastAsia="Times New Roman" w:hAnsi="Times New Roman" w:cs="Times New Roman"/>
-          <w:kern w:val="0"/>
-          <w:sz w:val="24"/>
-          <w:szCs w:val="24"/>
-          <w14:ligatures w14:val="none"/>
-        </w:rPr>
-      </w:pPr>
-      <w:r>
-        <w:rPr>
-          <w:rFonts w:ascii="Times New Roman" w:eastAsia="Times New Roman" w:hAnsi="Times New Roman" w:cs="Times New Roman"/>
-          <w:kern w:val="0"/>
-          <w:sz w:val="24"/>
-          <w:szCs w:val="24"/>
-          <w14:ligatures w14:val="none"/>
+    <w:p ns2:paraId="2ADB2843" ns2:textId="2BA88276">
+      <w:pPr>
+        <w:spacing w:before="100" w:beforeAutospacing="1" w:after="100" w:afterAutospacing="1" w:line="240" w:lineRule="auto"/>
+        <w:rPr>
+          <w:rFonts w:ascii="Times New Roman" w:eastAsia="Times New Roman" w:hAnsi="Times New Roman" w:cs="Times New Roman"/>
+          <w:kern w:val="0"/>
+          <w:sz w:val="24"/>
+          <w:szCs w:val="24"/>
+          <ns2:ligatures ns2:val="none"/>
+        </w:rPr>
+      </w:pPr>
+      <w:r>
+        <w:rPr>
+          <w:rFonts w:ascii="Times New Roman" w:eastAsia="Times New Roman" w:hAnsi="Times New Roman" w:cs="Times New Roman"/>
+          <w:kern w:val="0"/>
+          <w:sz w:val="24"/>
+          <w:szCs w:val="24"/>
+          <ns2:ligatures ns2:val="none"/>
         </w:rPr>
         <w:t xml:space="preserve">Once approved, </w:t>
       </w:r>
@@ -1036,19 +1036,19 @@
           <w:kern w:val="0"/>
           <w:sz w:val="24"/>
           <w:szCs w:val="24"/>
-          <w14:ligatures w14:val="none"/>
-        </w:rPr>
-        <w:t>PROTEGO</w:t>
-      </w:r>
-      <w:r>
-        <w:rPr>
-          <w:rFonts w:ascii="Times New Roman" w:eastAsia="Times New Roman" w:hAnsi="Times New Roman" w:cs="Times New Roman"/>
-          <w:kern w:val="0"/>
-          <w:sz w:val="24"/>
-          <w:szCs w:val="24"/>
-          <w14:ligatures w14:val="none"/>
-        </w:rPr>
-        <w:t xml:space="preserve"> Protection charges will be removed from your </w:t>
+          <ns2:ligatures ns2:val="none"/>
+        </w:rPr>
+        <w:t>TPP Secure Protection</w:t>
+      </w:r>
+      <w:r>
+        <w:rPr>
+          <w:rFonts w:ascii="Times New Roman" w:eastAsia="Times New Roman" w:hAnsi="Times New Roman" w:cs="Times New Roman"/>
+          <w:kern w:val="0"/>
+          <w:sz w:val="24"/>
+          <w:szCs w:val="24"/>
+          <ns2:ligatures ns2:val="none"/>
+        </w:rPr>
+        <w:t xml:space="preserve"> charges will be removed from your </w:t>
       </w:r>
       <w:proofErr w:type="gramStart"/>
       <w:r>
@@ -1057,7 +1057,7 @@
           <w:kern w:val="0"/>
           <w:sz w:val="24"/>
           <w:szCs w:val="24"/>
-          <w14:ligatures w14:val="none"/>
+          <ns2:ligatures ns2:val="none"/>
         </w:rPr>
         <w:t>account</w:t>
       </w:r>
@@ -1068,31 +1068,31 @@
           <w:kern w:val="0"/>
           <w:sz w:val="24"/>
           <w:szCs w:val="24"/>
-          <w14:ligatures w14:val="none"/>
+          <ns2:ligatures ns2:val="none"/>
         </w:rPr>
         <w:t xml:space="preserve"> and no charges will be applied.</w:t>
       </w:r>
     </w:p>
-    <w:p>
-      <w:pPr>
-        <w:spacing w:before="100" w:beforeAutospacing="1" w:after="100" w:afterAutospacing="1" w:line="240" w:lineRule="auto"/>
-        <w:rPr>
-          <w:rFonts w:ascii="Times New Roman" w:eastAsia="Times New Roman" w:hAnsi="Times New Roman" w:cs="Times New Roman"/>
-          <w:kern w:val="0"/>
-          <w:sz w:val="24"/>
-          <w:szCs w:val="24"/>
-          <w14:ligatures w14:val="none"/>
-        </w:rPr>
-      </w:pPr>
-      <w:r>
-        <w:rPr>
-          <w:rFonts w:ascii="Times New Roman" w:eastAsia="Times New Roman" w:hAnsi="Times New Roman" w:cs="Times New Roman"/>
-          <w:b/>
-          <w:bCs/>
-          <w:kern w:val="0"/>
-          <w:sz w:val="24"/>
-          <w:szCs w:val="24"/>
-          <w14:ligatures w14:val="none"/>
+    <w:p ns2:paraId="34A45E3E" ns2:textId="77777777">
+      <w:pPr>
+        <w:spacing w:before="100" w:beforeAutospacing="1" w:after="100" w:afterAutospacing="1" w:line="240" w:lineRule="auto"/>
+        <w:rPr>
+          <w:rFonts w:ascii="Times New Roman" w:eastAsia="Times New Roman" w:hAnsi="Times New Roman" w:cs="Times New Roman"/>
+          <w:kern w:val="0"/>
+          <w:sz w:val="24"/>
+          <w:szCs w:val="24"/>
+          <ns2:ligatures ns2:val="none"/>
+        </w:rPr>
+      </w:pPr>
+      <w:r>
+        <w:rPr>
+          <w:rFonts w:ascii="Times New Roman" w:eastAsia="Times New Roman" w:hAnsi="Times New Roman" w:cs="Times New Roman"/>
+          <w:b/>
+          <w:bCs/>
+          <w:kern w:val="0"/>
+          <w:sz w:val="24"/>
+          <w:szCs w:val="24"/>
+          <ns2:ligatures ns2:val="none"/>
         </w:rPr>
         <w:t>Need help?</w:t>
       </w:r>
@@ -1102,7 +1102,7 @@
           <w:kern w:val="0"/>
           <w:sz w:val="24"/>
           <w:szCs w:val="24"/>
-          <w14:ligatures w14:val="none"/>
+          <ns2:ligatures ns2:val="none"/>
         </w:rPr>
         <w:t xml:space="preserve"> Email your declaration page directly to support@myownpolicy.com and we'll assist with the upload. We </w:t>
       </w:r>
@@ -1113,7 +1113,7 @@
           <w:kern w:val="0"/>
           <w:sz w:val="24"/>
           <w:szCs w:val="24"/>
-          <w14:ligatures w14:val="none"/>
+          <ns2:ligatures ns2:val="none"/>
         </w:rPr>
         <w:t>respond</w:t>
       </w:r>
@@ -1124,12 +1124,12 @@
           <w:kern w:val="0"/>
           <w:sz w:val="24"/>
           <w:szCs w:val="24"/>
-          <w14:ligatures w14:val="none"/>
+          <ns2:ligatures ns2:val="none"/>
         </w:rPr>
         <w:t xml:space="preserve"> within one business day.</w:t>
       </w:r>
     </w:p>
-    <w:p>
+    <w:p ns2:paraId="20C04A71" ns2:textId="77777777">
       <w:pPr>
         <w:spacing w:after="0" w:line="240" w:lineRule="auto"/>
         <w:rPr>
@@ -1137,64 +1137,64 @@
           <w:kern w:val="0"/>
           <w:sz w:val="24"/>
           <w:szCs w:val="24"/>
-          <w14:ligatures w14:val="none"/>
-        </w:rPr>
-      </w:pPr>
-      <w:r>
-        <w:rPr>
-          <w:rFonts w:ascii="Times New Roman" w:eastAsia="Times New Roman" w:hAnsi="Times New Roman" w:cs="Times New Roman"/>
-          <w:kern w:val="0"/>
-          <w:sz w:val="24"/>
-          <w:szCs w:val="24"/>
-          <w14:ligatures w14:val="none"/>
-        </w:rPr>
-        <w:pict w14:anchorId="33AACBB3">
-          <v:rect id="_x0000_i1028" style="width:0;height:1.5pt" o:hralign="center" o:hrstd="t" o:hr="t" fillcolor="#a0a0a0" stroked="f"/>
+          <ns2:ligatures ns2:val="none"/>
+        </w:rPr>
+      </w:pPr>
+      <w:r>
+        <w:rPr>
+          <w:rFonts w:ascii="Times New Roman" w:eastAsia="Times New Roman" w:hAnsi="Times New Roman" w:cs="Times New Roman"/>
+          <w:kern w:val="0"/>
+          <w:sz w:val="24"/>
+          <w:szCs w:val="24"/>
+          <ns2:ligatures ns2:val="none"/>
+        </w:rPr>
+        <w:pict ns2:anchorId="33AACBB3">
+          <ns3:rect id="_x0000_i1028" style="width:0;height:1.5pt" ns4:hralign="center" ns4:hrstd="t" ns4:hr="t" fillcolor="#a0a0a0" stroked="f"/>
         </w:pict>
       </w:r>
     </w:p>
-    <w:p>
-      <w:pPr>
-        <w:spacing w:before="100" w:beforeAutospacing="1" w:after="100" w:afterAutospacing="1" w:line="240" w:lineRule="auto"/>
-        <w:rPr>
-          <w:rFonts w:ascii="Times New Roman" w:eastAsia="Times New Roman" w:hAnsi="Times New Roman" w:cs="Times New Roman"/>
-          <w:kern w:val="0"/>
-          <w:sz w:val="24"/>
-          <w:szCs w:val="24"/>
-          <w14:ligatures w14:val="none"/>
-        </w:rPr>
-      </w:pPr>
-      <w:r>
-        <w:rPr>
-          <w:rFonts w:ascii="Times New Roman" w:eastAsia="Times New Roman" w:hAnsi="Times New Roman" w:cs="Times New Roman"/>
-          <w:b/>
-          <w:bCs/>
-          <w:kern w:val="0"/>
-          <w:sz w:val="24"/>
-          <w:szCs w:val="24"/>
-          <w14:ligatures w14:val="none"/>
+    <w:p ns2:paraId="0BF48355" ns2:textId="77777777">
+      <w:pPr>
+        <w:spacing w:before="100" w:beforeAutospacing="1" w:after="100" w:afterAutospacing="1" w:line="240" w:lineRule="auto"/>
+        <w:rPr>
+          <w:rFonts w:ascii="Times New Roman" w:eastAsia="Times New Roman" w:hAnsi="Times New Roman" w:cs="Times New Roman"/>
+          <w:kern w:val="0"/>
+          <w:sz w:val="24"/>
+          <w:szCs w:val="24"/>
+          <ns2:ligatures ns2:val="none"/>
+        </w:rPr>
+      </w:pPr>
+      <w:r>
+        <w:rPr>
+          <w:rFonts w:ascii="Times New Roman" w:eastAsia="Times New Roman" w:hAnsi="Times New Roman" w:cs="Times New Roman"/>
+          <w:b/>
+          <w:bCs/>
+          <w:kern w:val="0"/>
+          <w:sz w:val="24"/>
+          <w:szCs w:val="24"/>
+          <ns2:ligatures ns2:val="none"/>
         </w:rPr>
         <w:t>What Happens If You Don't Submit Insurance?</w:t>
       </w:r>
     </w:p>
-    <w:p>
-      <w:pPr>
-        <w:spacing w:before="100" w:beforeAutospacing="1" w:after="100" w:afterAutospacing="1" w:line="240" w:lineRule="auto"/>
-        <w:rPr>
-          <w:rFonts w:ascii="Times New Roman" w:eastAsia="Times New Roman" w:hAnsi="Times New Roman" w:cs="Times New Roman"/>
-          <w:kern w:val="0"/>
-          <w:sz w:val="24"/>
-          <w:szCs w:val="24"/>
-          <w14:ligatures w14:val="none"/>
-        </w:rPr>
-      </w:pPr>
-      <w:r>
-        <w:rPr>
-          <w:rFonts w:ascii="Times New Roman" w:eastAsia="Times New Roman" w:hAnsi="Times New Roman" w:cs="Times New Roman"/>
-          <w:kern w:val="0"/>
-          <w:sz w:val="24"/>
-          <w:szCs w:val="24"/>
-          <w14:ligatures w14:val="none"/>
+    <w:p ns2:paraId="3E5F02C9" ns2:textId="28F6FF9A">
+      <w:pPr>
+        <w:spacing w:before="100" w:beforeAutospacing="1" w:after="100" w:afterAutospacing="1" w:line="240" w:lineRule="auto"/>
+        <w:rPr>
+          <w:rFonts w:ascii="Times New Roman" w:eastAsia="Times New Roman" w:hAnsi="Times New Roman" w:cs="Times New Roman"/>
+          <w:kern w:val="0"/>
+          <w:sz w:val="24"/>
+          <w:szCs w:val="24"/>
+          <ns2:ligatures ns2:val="none"/>
+        </w:rPr>
+      </w:pPr>
+      <w:r>
+        <w:rPr>
+          <w:rFonts w:ascii="Times New Roman" w:eastAsia="Times New Roman" w:hAnsi="Times New Roman" w:cs="Times New Roman"/>
+          <w:kern w:val="0"/>
+          <w:sz w:val="24"/>
+          <w:szCs w:val="24"/>
+          <ns2:ligatures ns2:val="none"/>
         </w:rPr>
         <w:t xml:space="preserve">No action needed! If we don't hear from you within the 10-day grace period, your </w:t>
       </w:r>
@@ -1204,22 +1204,22 @@
           <w:kern w:val="0"/>
           <w:sz w:val="24"/>
           <w:szCs w:val="24"/>
-          <w14:ligatures w14:val="none"/>
-        </w:rPr>
-        <w:t>PROTEGO</w:t>
-      </w:r>
-      <w:r>
-        <w:rPr>
-          <w:rFonts w:ascii="Times New Roman" w:eastAsia="Times New Roman" w:hAnsi="Times New Roman" w:cs="Times New Roman"/>
-          <w:kern w:val="0"/>
-          <w:sz w:val="24"/>
-          <w:szCs w:val="24"/>
-          <w14:ligatures w14:val="none"/>
-        </w:rPr>
-        <w:t xml:space="preserve"> Protection coverage remains active at $12/month. This ensures your belongings stay protected and your lease insurance requirement is met from day one—completely hassle-free.</w:t>
-      </w:r>
-    </w:p>
-    <w:p>
+          <ns2:ligatures ns2:val="none"/>
+        </w:rPr>
+        <w:t>TPP Secure Protection</w:t>
+      </w:r>
+      <w:r>
+        <w:rPr>
+          <w:rFonts w:ascii="Times New Roman" w:eastAsia="Times New Roman" w:hAnsi="Times New Roman" w:cs="Times New Roman"/>
+          <w:kern w:val="0"/>
+          <w:sz w:val="24"/>
+          <w:szCs w:val="24"/>
+          <ns2:ligatures ns2:val="none"/>
+        </w:rPr>
+        <w:t xml:space="preserve"> coverage remains active at $12/month. This ensures your belongings stay protected and your lease insurance requirement is met from day one—completely hassle-free.</w:t>
+      </w:r>
+    </w:p>
+    <w:p ns2:paraId="5DFAA79E" ns2:textId="77777777">
       <w:pPr>
         <w:spacing w:after="0" w:line="240" w:lineRule="auto"/>
         <w:rPr>
@@ -1227,47 +1227,47 @@
           <w:kern w:val="0"/>
           <w:sz w:val="24"/>
           <w:szCs w:val="24"/>
-          <w14:ligatures w14:val="none"/>
-        </w:rPr>
-      </w:pPr>
-      <w:r>
-        <w:rPr>
-          <w:rFonts w:ascii="Times New Roman" w:eastAsia="Times New Roman" w:hAnsi="Times New Roman" w:cs="Times New Roman"/>
-          <w:kern w:val="0"/>
-          <w:sz w:val="24"/>
-          <w:szCs w:val="24"/>
-          <w14:ligatures w14:val="none"/>
-        </w:rPr>
-        <w:pict w14:anchorId="3A555085">
-          <v:rect id="_x0000_i1029" style="width:0;height:1.5pt" o:hralign="center" o:hrstd="t" o:hr="t" fillcolor="#a0a0a0" stroked="f"/>
+          <ns2:ligatures ns2:val="none"/>
+        </w:rPr>
+      </w:pPr>
+      <w:r>
+        <w:rPr>
+          <w:rFonts w:ascii="Times New Roman" w:eastAsia="Times New Roman" w:hAnsi="Times New Roman" w:cs="Times New Roman"/>
+          <w:kern w:val="0"/>
+          <w:sz w:val="24"/>
+          <w:szCs w:val="24"/>
+          <ns2:ligatures ns2:val="none"/>
+        </w:rPr>
+        <w:pict ns2:anchorId="3A555085">
+          <ns3:rect id="_x0000_i1029" style="width:0;height:1.5pt" ns4:hralign="center" ns4:hrstd="t" ns4:hr="t" fillcolor="#a0a0a0" stroked="f"/>
         </w:pict>
       </w:r>
     </w:p>
-    <w:p>
-      <w:pPr>
-        <w:spacing w:before="100" w:beforeAutospacing="1" w:after="100" w:afterAutospacing="1" w:line="240" w:lineRule="auto"/>
-        <w:rPr>
-          <w:rFonts w:ascii="Times New Roman" w:eastAsia="Times New Roman" w:hAnsi="Times New Roman" w:cs="Times New Roman"/>
-          <w:kern w:val="0"/>
-          <w:sz w:val="24"/>
-          <w:szCs w:val="24"/>
-          <w14:ligatures w14:val="none"/>
-        </w:rPr>
-      </w:pPr>
-      <w:r>
-        <w:rPr>
-          <w:rFonts w:ascii="Times New Roman" w:eastAsia="Times New Roman" w:hAnsi="Times New Roman" w:cs="Times New Roman"/>
-          <w:b/>
-          <w:bCs/>
-          <w:kern w:val="0"/>
-          <w:sz w:val="24"/>
-          <w:szCs w:val="24"/>
-          <w14:ligatures w14:val="none"/>
+    <w:p ns2:paraId="73FD46FD" ns2:textId="77777777">
+      <w:pPr>
+        <w:spacing w:before="100" w:beforeAutospacing="1" w:after="100" w:afterAutospacing="1" w:line="240" w:lineRule="auto"/>
+        <w:rPr>
+          <w:rFonts w:ascii="Times New Roman" w:eastAsia="Times New Roman" w:hAnsi="Times New Roman" w:cs="Times New Roman"/>
+          <w:kern w:val="0"/>
+          <w:sz w:val="24"/>
+          <w:szCs w:val="24"/>
+          <ns2:ligatures ns2:val="none"/>
+        </w:rPr>
+      </w:pPr>
+      <w:r>
+        <w:rPr>
+          <w:rFonts w:ascii="Times New Roman" w:eastAsia="Times New Roman" w:hAnsi="Times New Roman" w:cs="Times New Roman"/>
+          <w:b/>
+          <w:bCs/>
+          <w:kern w:val="0"/>
+          <w:sz w:val="24"/>
+          <w:szCs w:val="24"/>
+          <ns2:ligatures ns2:val="none"/>
         </w:rPr>
         <w:t>Your Coverage Details</w:t>
       </w:r>
     </w:p>
-    <w:p>
+    <w:p ns2:paraId="56995C02" ns2:textId="77777777">
       <w:pPr>
         <w:numPr>
           <w:ilvl w:val="0"/>
@@ -1279,18 +1279,18 @@
           <w:kern w:val="0"/>
           <w:sz w:val="24"/>
           <w:szCs w:val="24"/>
-          <w14:ligatures w14:val="none"/>
-        </w:rPr>
-      </w:pPr>
-      <w:r>
-        <w:rPr>
-          <w:rFonts w:ascii="Times New Roman" w:eastAsia="Times New Roman" w:hAnsi="Times New Roman" w:cs="Times New Roman"/>
-          <w:b/>
-          <w:bCs/>
-          <w:kern w:val="0"/>
-          <w:sz w:val="24"/>
-          <w:szCs w:val="24"/>
-          <w14:ligatures w14:val="none"/>
+          <ns2:ligatures ns2:val="none"/>
+        </w:rPr>
+      </w:pPr>
+      <w:r>
+        <w:rPr>
+          <w:rFonts w:ascii="Times New Roman" w:eastAsia="Times New Roman" w:hAnsi="Times New Roman" w:cs="Times New Roman"/>
+          <w:b/>
+          <w:bCs/>
+          <w:kern w:val="0"/>
+          <w:sz w:val="24"/>
+          <w:szCs w:val="24"/>
+          <ns2:ligatures ns2:val="none"/>
         </w:rPr>
         <w:t>Protection amount:</w:t>
       </w:r>
@@ -1300,12 +1300,12 @@
           <w:kern w:val="0"/>
           <w:sz w:val="24"/>
           <w:szCs w:val="24"/>
-          <w14:ligatures w14:val="none"/>
+          <ns2:ligatures ns2:val="none"/>
         </w:rPr>
         <w:t xml:space="preserve"> $2,000</w:t>
       </w:r>
     </w:p>
-    <w:p>
+    <w:p ns2:paraId="546B9B8E" ns2:textId="77777777">
       <w:pPr>
         <w:numPr>
           <w:ilvl w:val="0"/>
@@ -1317,18 +1317,18 @@
           <w:kern w:val="0"/>
           <w:sz w:val="24"/>
           <w:szCs w:val="24"/>
-          <w14:ligatures w14:val="none"/>
-        </w:rPr>
-      </w:pPr>
-      <w:r>
-        <w:rPr>
-          <w:rFonts w:ascii="Times New Roman" w:eastAsia="Times New Roman" w:hAnsi="Times New Roman" w:cs="Times New Roman"/>
-          <w:b/>
-          <w:bCs/>
-          <w:kern w:val="0"/>
-          <w:sz w:val="24"/>
-          <w:szCs w:val="24"/>
-          <w14:ligatures w14:val="none"/>
+          <ns2:ligatures ns2:val="none"/>
+        </w:rPr>
+      </w:pPr>
+      <w:r>
+        <w:rPr>
+          <w:rFonts w:ascii="Times New Roman" w:eastAsia="Times New Roman" w:hAnsi="Times New Roman" w:cs="Times New Roman"/>
+          <w:b/>
+          <w:bCs/>
+          <w:kern w:val="0"/>
+          <w:sz w:val="24"/>
+          <w:szCs w:val="24"/>
+          <ns2:ligatures ns2:val="none"/>
         </w:rPr>
         <w:t>Monthly cost:</w:t>
       </w:r>
@@ -1338,12 +1338,12 @@
           <w:kern w:val="0"/>
           <w:sz w:val="24"/>
           <w:szCs w:val="24"/>
-          <w14:ligatures w14:val="none"/>
+          <ns2:ligatures ns2:val="none"/>
         </w:rPr>
         <w:t xml:space="preserve"> $12 ($0.40 per day)</w:t>
       </w:r>
     </w:p>
-    <w:p>
+    <w:p ns2:paraId="3F3B86D4" ns2:textId="77777777">
       <w:pPr>
         <w:numPr>
           <w:ilvl w:val="0"/>
@@ -1355,18 +1355,18 @@
           <w:kern w:val="0"/>
           <w:sz w:val="24"/>
           <w:szCs w:val="24"/>
-          <w14:ligatures w14:val="none"/>
-        </w:rPr>
-      </w:pPr>
-      <w:r>
-        <w:rPr>
-          <w:rFonts w:ascii="Times New Roman" w:eastAsia="Times New Roman" w:hAnsi="Times New Roman" w:cs="Times New Roman"/>
-          <w:b/>
-          <w:bCs/>
-          <w:kern w:val="0"/>
-          <w:sz w:val="24"/>
-          <w:szCs w:val="24"/>
-          <w14:ligatures w14:val="none"/>
+          <ns2:ligatures ns2:val="none"/>
+        </w:rPr>
+      </w:pPr>
+      <w:r>
+        <w:rPr>
+          <w:rFonts w:ascii="Times New Roman" w:eastAsia="Times New Roman" w:hAnsi="Times New Roman" w:cs="Times New Roman"/>
+          <w:b/>
+          <w:bCs/>
+          <w:kern w:val="0"/>
+          <w:sz w:val="24"/>
+          <w:szCs w:val="24"/>
+          <ns2:ligatures ns2:val="none"/>
         </w:rPr>
         <w:t>Coverage starts:</w:t>
       </w:r>
@@ -1376,12 +1376,12 @@
           <w:kern w:val="0"/>
           <w:sz w:val="24"/>
           <w:szCs w:val="24"/>
-          <w14:ligatures w14:val="none"/>
+          <ns2:ligatures ns2:val="none"/>
         </w:rPr>
         <w:t xml:space="preserve"> Today (your move-in date)</w:t>
       </w:r>
     </w:p>
-    <w:p>
+    <w:p ns2:paraId="69B05099" ns2:textId="77777777">
       <w:pPr>
         <w:numPr>
           <w:ilvl w:val="0"/>
@@ -1393,18 +1393,18 @@
           <w:kern w:val="0"/>
           <w:sz w:val="24"/>
           <w:szCs w:val="24"/>
-          <w14:ligatures w14:val="none"/>
-        </w:rPr>
-      </w:pPr>
-      <w:r>
-        <w:rPr>
-          <w:rFonts w:ascii="Times New Roman" w:eastAsia="Times New Roman" w:hAnsi="Times New Roman" w:cs="Times New Roman"/>
-          <w:b/>
-          <w:bCs/>
-          <w:kern w:val="0"/>
-          <w:sz w:val="24"/>
-          <w:szCs w:val="24"/>
-          <w14:ligatures w14:val="none"/>
+          <ns2:ligatures ns2:val="none"/>
+        </w:rPr>
+      </w:pPr>
+      <w:r>
+        <w:rPr>
+          <w:rFonts w:ascii="Times New Roman" w:eastAsia="Times New Roman" w:hAnsi="Times New Roman" w:cs="Times New Roman"/>
+          <w:b/>
+          <w:bCs/>
+          <w:kern w:val="0"/>
+          <w:sz w:val="24"/>
+          <w:szCs w:val="24"/>
+          <ns2:ligatures ns2:val="none"/>
         </w:rPr>
         <w:t>Opt-out deadline:</w:t>
       </w:r>
@@ -1414,12 +1414,12 @@
           <w:kern w:val="0"/>
           <w:sz w:val="24"/>
           <w:szCs w:val="24"/>
-          <w14:ligatures w14:val="none"/>
+          <ns2:ligatures ns2:val="none"/>
         </w:rPr>
         <w:t xml:space="preserve"> 10 days from move-in</w:t>
       </w:r>
     </w:p>
-    <w:p>
+    <w:p ns2:paraId="2C10F8C4" ns2:textId="77777777">
       <w:pPr>
         <w:numPr>
           <w:ilvl w:val="0"/>
@@ -1431,18 +1431,18 @@
           <w:kern w:val="0"/>
           <w:sz w:val="24"/>
           <w:szCs w:val="24"/>
-          <w14:ligatures w14:val="none"/>
-        </w:rPr>
-      </w:pPr>
-      <w:r>
-        <w:rPr>
-          <w:rFonts w:ascii="Times New Roman" w:eastAsia="Times New Roman" w:hAnsi="Times New Roman" w:cs="Times New Roman"/>
-          <w:b/>
-          <w:bCs/>
-          <w:kern w:val="0"/>
-          <w:sz w:val="24"/>
-          <w:szCs w:val="24"/>
-          <w14:ligatures w14:val="none"/>
+          <ns2:ligatures ns2:val="none"/>
+        </w:rPr>
+      </w:pPr>
+      <w:r>
+        <w:rPr>
+          <w:rFonts w:ascii="Times New Roman" w:eastAsia="Times New Roman" w:hAnsi="Times New Roman" w:cs="Times New Roman"/>
+          <w:b/>
+          <w:bCs/>
+          <w:kern w:val="0"/>
+          <w:sz w:val="24"/>
+          <w:szCs w:val="24"/>
+          <ns2:ligatures ns2:val="none"/>
         </w:rPr>
         <w:t>Need more coverage?</w:t>
       </w:r>
@@ -1452,31 +1452,31 @@
           <w:kern w:val="0"/>
           <w:sz w:val="24"/>
           <w:szCs w:val="24"/>
-          <w14:ligatures w14:val="none"/>
+          <ns2:ligatures ns2:val="none"/>
         </w:rPr>
         <w:t xml:space="preserve"> Contact us about upgrading to $3,000 ($15/month) or $5,000 ($21/month)</w:t>
       </w:r>
     </w:p>
-    <w:p>
-      <w:pPr>
-        <w:spacing w:before="100" w:beforeAutospacing="1" w:after="100" w:afterAutospacing="1" w:line="240" w:lineRule="auto"/>
-        <w:rPr>
-          <w:rFonts w:ascii="Times New Roman" w:eastAsia="Times New Roman" w:hAnsi="Times New Roman" w:cs="Times New Roman"/>
-          <w:kern w:val="0"/>
-          <w:sz w:val="24"/>
-          <w:szCs w:val="24"/>
-          <w14:ligatures w14:val="none"/>
-        </w:rPr>
-      </w:pPr>
-      <w:r>
-        <w:rPr>
-          <w:rFonts w:ascii="Times New Roman" w:eastAsia="Times New Roman" w:hAnsi="Times New Roman" w:cs="Times New Roman"/>
-          <w:b/>
-          <w:bCs/>
-          <w:kern w:val="0"/>
-          <w:sz w:val="24"/>
-          <w:szCs w:val="24"/>
-          <w14:ligatures w14:val="none"/>
+    <w:p ns2:paraId="2224425C" ns2:textId="10275140">
+      <w:pPr>
+        <w:spacing w:before="100" w:beforeAutospacing="1" w:after="100" w:afterAutospacing="1" w:line="240" w:lineRule="auto"/>
+        <w:rPr>
+          <w:rFonts w:ascii="Times New Roman" w:eastAsia="Times New Roman" w:hAnsi="Times New Roman" w:cs="Times New Roman"/>
+          <w:kern w:val="0"/>
+          <w:sz w:val="24"/>
+          <w:szCs w:val="24"/>
+          <ns2:ligatures ns2:val="none"/>
+        </w:rPr>
+      </w:pPr>
+      <w:r>
+        <w:rPr>
+          <w:rFonts w:ascii="Times New Roman" w:eastAsia="Times New Roman" w:hAnsi="Times New Roman" w:cs="Times New Roman"/>
+          <w:b/>
+          <w:bCs/>
+          <w:kern w:val="0"/>
+          <w:sz w:val="24"/>
+          <w:szCs w:val="24"/>
+          <ns2:ligatures ns2:val="none"/>
         </w:rPr>
         <w:t>View full terms:</w:t>
       </w:r>
@@ -1486,7 +1486,7 @@
           <w:kern w:val="0"/>
           <w:sz w:val="24"/>
           <w:szCs w:val="24"/>
-          <w14:ligatures w14:val="none"/>
+          <ns2:ligatures ns2:val="none"/>
         </w:rPr>
         <w:t xml:space="preserve"> </w:t>
       </w:r>
@@ -1496,22 +1496,22 @@
           <w:kern w:val="0"/>
           <w:sz w:val="24"/>
           <w:szCs w:val="24"/>
-          <w14:ligatures w14:val="none"/>
-        </w:rPr>
-        <w:t>PROTEGO</w:t>
-      </w:r>
-      <w:r>
-        <w:rPr>
-          <w:rFonts w:ascii="Times New Roman" w:eastAsia="Times New Roman" w:hAnsi="Times New Roman" w:cs="Times New Roman"/>
-          <w:kern w:val="0"/>
-          <w:sz w:val="24"/>
-          <w:szCs w:val="24"/>
-          <w14:ligatures w14:val="none"/>
-        </w:rPr>
-        <w:t>TermsConditions.com</w:t>
-      </w:r>
-    </w:p>
-    <w:p>
+          <ns2:ligatures ns2:val="none"/>
+        </w:rPr>
+        <w:t>TPPTermsAndConditions.com</w:t>
+      </w:r>
+      <w:r>
+        <w:rPr>
+          <w:rFonts w:ascii="Times New Roman" w:eastAsia="Times New Roman" w:hAnsi="Times New Roman" w:cs="Times New Roman"/>
+          <w:kern w:val="0"/>
+          <w:sz w:val="24"/>
+          <w:szCs w:val="24"/>
+          <ns2:ligatures ns2:val="none"/>
+        </w:rPr>
+        <w:t/>
+      </w:r>
+    </w:p>
+    <w:p ns2:paraId="64127E04" ns2:textId="77777777">
       <w:pPr>
         <w:spacing w:after="0" w:line="240" w:lineRule="auto"/>
         <w:rPr>
@@ -1519,47 +1519,47 @@
           <w:kern w:val="0"/>
           <w:sz w:val="24"/>
           <w:szCs w:val="24"/>
-          <w14:ligatures w14:val="none"/>
-        </w:rPr>
-      </w:pPr>
-      <w:r>
-        <w:rPr>
-          <w:rFonts w:ascii="Times New Roman" w:eastAsia="Times New Roman" w:hAnsi="Times New Roman" w:cs="Times New Roman"/>
-          <w:kern w:val="0"/>
-          <w:sz w:val="24"/>
-          <w:szCs w:val="24"/>
-          <w14:ligatures w14:val="none"/>
-        </w:rPr>
-        <w:pict w14:anchorId="75FEC485">
-          <v:rect id="_x0000_i1030" style="width:0;height:1.5pt" o:hralign="center" o:hrstd="t" o:hr="t" fillcolor="#a0a0a0" stroked="f"/>
+          <ns2:ligatures ns2:val="none"/>
+        </w:rPr>
+      </w:pPr>
+      <w:r>
+        <w:rPr>
+          <w:rFonts w:ascii="Times New Roman" w:eastAsia="Times New Roman" w:hAnsi="Times New Roman" w:cs="Times New Roman"/>
+          <w:kern w:val="0"/>
+          <w:sz w:val="24"/>
+          <w:szCs w:val="24"/>
+          <ns2:ligatures ns2:val="none"/>
+        </w:rPr>
+        <w:pict ns2:anchorId="75FEC485">
+          <ns3:rect id="_x0000_i1030" style="width:0;height:1.5pt" ns4:hralign="center" ns4:hrstd="t" ns4:hr="t" fillcolor="#a0a0a0" stroked="f"/>
         </w:pict>
       </w:r>
     </w:p>
-    <w:p>
-      <w:pPr>
-        <w:spacing w:before="100" w:beforeAutospacing="1" w:after="100" w:afterAutospacing="1" w:line="240" w:lineRule="auto"/>
-        <w:rPr>
-          <w:rFonts w:ascii="Times New Roman" w:eastAsia="Times New Roman" w:hAnsi="Times New Roman" w:cs="Times New Roman"/>
-          <w:kern w:val="0"/>
-          <w:sz w:val="24"/>
-          <w:szCs w:val="24"/>
-          <w14:ligatures w14:val="none"/>
-        </w:rPr>
-      </w:pPr>
-      <w:r>
-        <w:rPr>
-          <w:rFonts w:ascii="Times New Roman" w:eastAsia="Times New Roman" w:hAnsi="Times New Roman" w:cs="Times New Roman"/>
-          <w:b/>
-          <w:bCs/>
-          <w:kern w:val="0"/>
-          <w:sz w:val="24"/>
-          <w:szCs w:val="24"/>
-          <w14:ligatures w14:val="none"/>
+    <w:p ns2:paraId="34793AF1" ns2:textId="77777777">
+      <w:pPr>
+        <w:spacing w:before="100" w:beforeAutospacing="1" w:after="100" w:afterAutospacing="1" w:line="240" w:lineRule="auto"/>
+        <w:rPr>
+          <w:rFonts w:ascii="Times New Roman" w:eastAsia="Times New Roman" w:hAnsi="Times New Roman" w:cs="Times New Roman"/>
+          <w:kern w:val="0"/>
+          <w:sz w:val="24"/>
+          <w:szCs w:val="24"/>
+          <ns2:ligatures ns2:val="none"/>
+        </w:rPr>
+      </w:pPr>
+      <w:r>
+        <w:rPr>
+          <w:rFonts w:ascii="Times New Roman" w:eastAsia="Times New Roman" w:hAnsi="Times New Roman" w:cs="Times New Roman"/>
+          <w:b/>
+          <w:bCs/>
+          <w:kern w:val="0"/>
+          <w:sz w:val="24"/>
+          <w:szCs w:val="24"/>
+          <ns2:ligatures ns2:val="none"/>
         </w:rPr>
         <w:t>Questions? We're Here to Help</w:t>
       </w:r>
     </w:p>
-    <w:p>
+    <w:p ns2:paraId="29D70113" ns2:textId="77777777">
       <w:pPr>
         <w:numPr>
           <w:ilvl w:val="0"/>
@@ -1571,18 +1571,18 @@
           <w:kern w:val="0"/>
           <w:sz w:val="24"/>
           <w:szCs w:val="24"/>
-          <w14:ligatures w14:val="none"/>
-        </w:rPr>
-      </w:pPr>
-      <w:r>
-        <w:rPr>
-          <w:rFonts w:ascii="Times New Roman" w:eastAsia="Times New Roman" w:hAnsi="Times New Roman" w:cs="Times New Roman"/>
-          <w:b/>
-          <w:bCs/>
-          <w:kern w:val="0"/>
-          <w:sz w:val="24"/>
-          <w:szCs w:val="24"/>
-          <w14:ligatures w14:val="none"/>
+          <ns2:ligatures ns2:val="none"/>
+        </w:rPr>
+      </w:pPr>
+      <w:r>
+        <w:rPr>
+          <w:rFonts w:ascii="Times New Roman" w:eastAsia="Times New Roman" w:hAnsi="Times New Roman" w:cs="Times New Roman"/>
+          <w:b/>
+          <w:bCs/>
+          <w:kern w:val="0"/>
+          <w:sz w:val="24"/>
+          <w:szCs w:val="24"/>
+          <ns2:ligatures ns2:val="none"/>
         </w:rPr>
         <w:t>Coverage questions:</w:t>
       </w:r>
@@ -1592,12 +1592,12 @@
           <w:kern w:val="0"/>
           <w:sz w:val="24"/>
           <w:szCs w:val="24"/>
-          <w14:ligatures w14:val="none"/>
+          <ns2:ligatures ns2:val="none"/>
         </w:rPr>
         <w:t xml:space="preserve"> Contact [Facility Name] and speak with your manager</w:t>
       </w:r>
     </w:p>
-    <w:p>
+    <w:p ns2:paraId="3851015B" ns2:textId="77777777">
       <w:pPr>
         <w:numPr>
           <w:ilvl w:val="0"/>
@@ -1609,18 +1609,18 @@
           <w:kern w:val="0"/>
           <w:sz w:val="24"/>
           <w:szCs w:val="24"/>
-          <w14:ligatures w14:val="none"/>
-        </w:rPr>
-      </w:pPr>
-      <w:r>
-        <w:rPr>
-          <w:rFonts w:ascii="Times New Roman" w:eastAsia="Times New Roman" w:hAnsi="Times New Roman" w:cs="Times New Roman"/>
-          <w:b/>
-          <w:bCs/>
-          <w:kern w:val="0"/>
-          <w:sz w:val="24"/>
-          <w:szCs w:val="24"/>
-          <w14:ligatures w14:val="none"/>
+          <ns2:ligatures ns2:val="none"/>
+        </w:rPr>
+      </w:pPr>
+      <w:r>
+        <w:rPr>
+          <w:rFonts w:ascii="Times New Roman" w:eastAsia="Times New Roman" w:hAnsi="Times New Roman" w:cs="Times New Roman"/>
+          <w:b/>
+          <w:bCs/>
+          <w:kern w:val="0"/>
+          <w:sz w:val="24"/>
+          <w:szCs w:val="24"/>
+          <ns2:ligatures ns2:val="none"/>
         </w:rPr>
         <w:t>Insurance opt-out:</w:t>
       </w:r>
@@ -1630,12 +1630,12 @@
           <w:kern w:val="0"/>
           <w:sz w:val="24"/>
           <w:szCs w:val="24"/>
-          <w14:ligatures w14:val="none"/>
+          <ns2:ligatures ns2:val="none"/>
         </w:rPr>
         <w:t xml:space="preserve"> Visit MyOwnPolicy.com or email support@myownpolicy.com</w:t>
       </w:r>
     </w:p>
-    <w:p>
+    <w:p ns2:paraId="16ADD687" ns2:textId="77777777">
       <w:pPr>
         <w:numPr>
           <w:ilvl w:val="0"/>
@@ -1647,18 +1647,18 @@
           <w:kern w:val="0"/>
           <w:sz w:val="24"/>
           <w:szCs w:val="24"/>
-          <w14:ligatures w14:val="none"/>
-        </w:rPr>
-      </w:pPr>
-      <w:r>
-        <w:rPr>
-          <w:rFonts w:ascii="Times New Roman" w:eastAsia="Times New Roman" w:hAnsi="Times New Roman" w:cs="Times New Roman"/>
-          <w:b/>
-          <w:bCs/>
-          <w:kern w:val="0"/>
-          <w:sz w:val="24"/>
-          <w:szCs w:val="24"/>
-          <w14:ligatures w14:val="none"/>
+          <ns2:ligatures ns2:val="none"/>
+        </w:rPr>
+      </w:pPr>
+      <w:r>
+        <w:rPr>
+          <w:rFonts w:ascii="Times New Roman" w:eastAsia="Times New Roman" w:hAnsi="Times New Roman" w:cs="Times New Roman"/>
+          <w:b/>
+          <w:bCs/>
+          <w:kern w:val="0"/>
+          <w:sz w:val="24"/>
+          <w:szCs w:val="24"/>
+          <ns2:ligatures ns2:val="none"/>
         </w:rPr>
         <w:t>General support:</w:t>
       </w:r>
@@ -1668,12 +1668,12 @@
           <w:kern w:val="0"/>
           <w:sz w:val="24"/>
           <w:szCs w:val="24"/>
-          <w14:ligatures w14:val="none"/>
+          <ns2:ligatures ns2:val="none"/>
         </w:rPr>
         <w:t xml:space="preserve"> support@myownpolicy.com (response within one business day)</w:t>
       </w:r>
     </w:p>
-    <w:p>
+    <w:p ns2:paraId="260BC40C" ns2:textId="77777777">
       <w:pPr>
         <w:spacing w:after="0" w:line="240" w:lineRule="auto"/>
         <w:rPr>
@@ -1681,84 +1681,84 @@
           <w:kern w:val="0"/>
           <w:sz w:val="24"/>
           <w:szCs w:val="24"/>
-          <w14:ligatures w14:val="none"/>
-        </w:rPr>
-      </w:pPr>
-      <w:r>
-        <w:rPr>
-          <w:rFonts w:ascii="Times New Roman" w:eastAsia="Times New Roman" w:hAnsi="Times New Roman" w:cs="Times New Roman"/>
-          <w:kern w:val="0"/>
-          <w:sz w:val="24"/>
-          <w:szCs w:val="24"/>
-          <w14:ligatures w14:val="none"/>
-        </w:rPr>
-        <w:pict w14:anchorId="49C62A16">
-          <v:rect id="_x0000_i1031" style="width:0;height:1.5pt" o:hralign="center" o:hrstd="t" o:hr="t" fillcolor="#a0a0a0" stroked="f"/>
+          <ns2:ligatures ns2:val="none"/>
+        </w:rPr>
+      </w:pPr>
+      <w:r>
+        <w:rPr>
+          <w:rFonts w:ascii="Times New Roman" w:eastAsia="Times New Roman" w:hAnsi="Times New Roman" w:cs="Times New Roman"/>
+          <w:kern w:val="0"/>
+          <w:sz w:val="24"/>
+          <w:szCs w:val="24"/>
+          <ns2:ligatures ns2:val="none"/>
+        </w:rPr>
+        <w:pict ns2:anchorId="49C62A16">
+          <ns3:rect id="_x0000_i1031" style="width:0;height:1.5pt" ns4:hralign="center" ns4:hrstd="t" ns4:hr="t" fillcolor="#a0a0a0" stroked="f"/>
         </w:pict>
       </w:r>
     </w:p>
-    <w:p>
-      <w:pPr>
-        <w:spacing w:before="100" w:beforeAutospacing="1" w:after="100" w:afterAutospacing="1" w:line="240" w:lineRule="auto"/>
-        <w:rPr>
-          <w:rFonts w:ascii="Times New Roman" w:eastAsia="Times New Roman" w:hAnsi="Times New Roman" w:cs="Times New Roman"/>
-          <w:kern w:val="0"/>
-          <w:sz w:val="24"/>
-          <w:szCs w:val="24"/>
-          <w14:ligatures w14:val="none"/>
-        </w:rPr>
-      </w:pPr>
-      <w:r>
-        <w:rPr>
-          <w:rFonts w:ascii="Times New Roman" w:eastAsia="Times New Roman" w:hAnsi="Times New Roman" w:cs="Times New Roman"/>
-          <w:kern w:val="0"/>
-          <w:sz w:val="24"/>
-          <w:szCs w:val="24"/>
-          <w14:ligatures w14:val="none"/>
+    <w:p ns2:paraId="2C6CD362" ns2:textId="77777777">
+      <w:pPr>
+        <w:spacing w:before="100" w:beforeAutospacing="1" w:after="100" w:afterAutospacing="1" w:line="240" w:lineRule="auto"/>
+        <w:rPr>
+          <w:rFonts w:ascii="Times New Roman" w:eastAsia="Times New Roman" w:hAnsi="Times New Roman" w:cs="Times New Roman"/>
+          <w:kern w:val="0"/>
+          <w:sz w:val="24"/>
+          <w:szCs w:val="24"/>
+          <ns2:ligatures ns2:val="none"/>
+        </w:rPr>
+      </w:pPr>
+      <w:r>
+        <w:rPr>
+          <w:rFonts w:ascii="Times New Roman" w:eastAsia="Times New Roman" w:hAnsi="Times New Roman" w:cs="Times New Roman"/>
+          <w:kern w:val="0"/>
+          <w:sz w:val="24"/>
+          <w:szCs w:val="24"/>
+          <ns2:ligatures ns2:val="none"/>
         </w:rPr>
         <w:t>Thank you for choosing [Facility Name]. We're here to make your storage experience seamless and give you complete peace of mind about your belongings.</w:t>
       </w:r>
     </w:p>
-    <w:p>
-      <w:pPr>
-        <w:spacing w:before="100" w:beforeAutospacing="1" w:after="100" w:afterAutospacing="1" w:line="240" w:lineRule="auto"/>
-        <w:rPr>
-          <w:rFonts w:ascii="Times New Roman" w:eastAsia="Times New Roman" w:hAnsi="Times New Roman" w:cs="Times New Roman"/>
-          <w:kern w:val="0"/>
-          <w:sz w:val="24"/>
-          <w:szCs w:val="24"/>
-          <w14:ligatures w14:val="none"/>
-        </w:rPr>
-      </w:pPr>
-      <w:r>
-        <w:rPr>
-          <w:rFonts w:ascii="Times New Roman" w:eastAsia="Times New Roman" w:hAnsi="Times New Roman" w:cs="Times New Roman"/>
-          <w:kern w:val="0"/>
-          <w:sz w:val="24"/>
-          <w:szCs w:val="24"/>
-          <w14:ligatures w14:val="none"/>
+    <w:p ns2:paraId="65F613F7" ns2:textId="77777777">
+      <w:pPr>
+        <w:spacing w:before="100" w:beforeAutospacing="1" w:after="100" w:afterAutospacing="1" w:line="240" w:lineRule="auto"/>
+        <w:rPr>
+          <w:rFonts w:ascii="Times New Roman" w:eastAsia="Times New Roman" w:hAnsi="Times New Roman" w:cs="Times New Roman"/>
+          <w:kern w:val="0"/>
+          <w:sz w:val="24"/>
+          <w:szCs w:val="24"/>
+          <ns2:ligatures ns2:val="none"/>
+        </w:rPr>
+      </w:pPr>
+      <w:r>
+        <w:rPr>
+          <w:rFonts w:ascii="Times New Roman" w:eastAsia="Times New Roman" w:hAnsi="Times New Roman" w:cs="Times New Roman"/>
+          <w:kern w:val="0"/>
+          <w:sz w:val="24"/>
+          <w:szCs w:val="24"/>
+          <ns2:ligatures ns2:val="none"/>
         </w:rPr>
         <w:t>Welcome aboard!</w:t>
       </w:r>
     </w:p>
-    <w:p>
-      <w:pPr>
-        <w:spacing w:before="100" w:beforeAutospacing="1" w:after="100" w:afterAutospacing="1" w:line="240" w:lineRule="auto"/>
-        <w:rPr>
-          <w:rFonts w:ascii="Times New Roman" w:eastAsia="Times New Roman" w:hAnsi="Times New Roman" w:cs="Times New Roman"/>
-          <w:kern w:val="0"/>
-          <w:sz w:val="24"/>
-          <w:szCs w:val="24"/>
-          <w14:ligatures w14:val="none"/>
-        </w:rPr>
-      </w:pPr>
-      <w:r>
-        <w:rPr>
-          <w:rFonts w:ascii="Times New Roman" w:eastAsia="Times New Roman" w:hAnsi="Times New Roman" w:cs="Times New Roman"/>
-          <w:kern w:val="0"/>
-          <w:sz w:val="24"/>
-          <w:szCs w:val="24"/>
-          <w14:ligatures w14:val="none"/>
+    <w:p ns2:paraId="2C68E1DE" ns2:textId="77777777">
+      <w:pPr>
+        <w:spacing w:before="100" w:beforeAutospacing="1" w:after="100" w:afterAutospacing="1" w:line="240" w:lineRule="auto"/>
+        <w:rPr>
+          <w:rFonts w:ascii="Times New Roman" w:eastAsia="Times New Roman" w:hAnsi="Times New Roman" w:cs="Times New Roman"/>
+          <w:kern w:val="0"/>
+          <w:sz w:val="24"/>
+          <w:szCs w:val="24"/>
+          <ns2:ligatures ns2:val="none"/>
+        </w:rPr>
+      </w:pPr>
+      <w:r>
+        <w:rPr>
+          <w:rFonts w:ascii="Times New Roman" w:eastAsia="Times New Roman" w:hAnsi="Times New Roman" w:cs="Times New Roman"/>
+          <w:kern w:val="0"/>
+          <w:sz w:val="24"/>
+          <w:szCs w:val="24"/>
+          <ns2:ligatures ns2:val="none"/>
         </w:rPr>
         <w:t>Warm regards,</w:t>
       </w:r>
@@ -1768,13 +1768,13 @@
           <w:kern w:val="0"/>
           <w:sz w:val="24"/>
           <w:szCs w:val="24"/>
-          <w14:ligatures w14:val="none"/>
+          <ns2:ligatures ns2:val="none"/>
         </w:rPr>
         <w:br/>
         <w:t>[Facility Name] Management</w:t>
       </w:r>
     </w:p>
-    <w:p>
+    <w:p ns2:paraId="4EADD425" ns2:textId="77777777">
       <w:pPr>
         <w:spacing w:after="0" w:line="240" w:lineRule="auto"/>
         <w:rPr>
@@ -1782,31 +1782,31 @@
           <w:kern w:val="0"/>
           <w:sz w:val="24"/>
           <w:szCs w:val="24"/>
-          <w14:ligatures w14:val="none"/>
-        </w:rPr>
-      </w:pPr>
-      <w:r>
-        <w:rPr>
-          <w:rFonts w:ascii="Times New Roman" w:eastAsia="Times New Roman" w:hAnsi="Times New Roman" w:cs="Times New Roman"/>
-          <w:kern w:val="0"/>
-          <w:sz w:val="24"/>
-          <w:szCs w:val="24"/>
-          <w14:ligatures w14:val="none"/>
-        </w:rPr>
-        <w:pict w14:anchorId="52496CED">
-          <v:rect id="_x0000_i1032" style="width:0;height:1.5pt" o:hralign="center" o:hrstd="t" o:hr="t" fillcolor="#a0a0a0" stroked="f"/>
+          <ns2:ligatures ns2:val="none"/>
+        </w:rPr>
+      </w:pPr>
+      <w:r>
+        <w:rPr>
+          <w:rFonts w:ascii="Times New Roman" w:eastAsia="Times New Roman" w:hAnsi="Times New Roman" w:cs="Times New Roman"/>
+          <w:kern w:val="0"/>
+          <w:sz w:val="24"/>
+          <w:szCs w:val="24"/>
+          <ns2:ligatures ns2:val="none"/>
+        </w:rPr>
+        <w:pict ns2:anchorId="52496CED">
+          <ns3:rect id="_x0000_i1032" style="width:0;height:1.5pt" ns4:hralign="center" ns4:hrstd="t" ns4:hr="t" fillcolor="#a0a0a0" stroked="f"/>
         </w:pict>
       </w:r>
     </w:p>
-    <w:p>
-      <w:pPr>
-        <w:spacing w:before="100" w:beforeAutospacing="1" w:after="100" w:afterAutospacing="1" w:line="240" w:lineRule="auto"/>
-        <w:rPr>
-          <w:rFonts w:ascii="Times New Roman" w:eastAsia="Times New Roman" w:hAnsi="Times New Roman" w:cs="Times New Roman"/>
-          <w:kern w:val="0"/>
-          <w:sz w:val="24"/>
-          <w:szCs w:val="24"/>
-          <w14:ligatures w14:val="none"/>
+    <w:p ns2:paraId="7DB068C1" ns2:textId="6467FD92">
+      <w:pPr>
+        <w:spacing w:before="100" w:beforeAutospacing="1" w:after="100" w:afterAutospacing="1" w:line="240" w:lineRule="auto"/>
+        <w:rPr>
+          <w:rFonts w:ascii="Times New Roman" w:eastAsia="Times New Roman" w:hAnsi="Times New Roman" w:cs="Times New Roman"/>
+          <w:kern w:val="0"/>
+          <w:sz w:val="24"/>
+          <w:szCs w:val="24"/>
+          <ns2:ligatures ns2:val="none"/>
         </w:rPr>
       </w:pPr>
       <w:proofErr w:type="gramStart"/>
@@ -1818,7 +1818,7 @@
           <w:kern w:val="0"/>
           <w:sz w:val="24"/>
           <w:szCs w:val="24"/>
-          <w14:ligatures w14:val="none"/>
+          <ns2:ligatures ns2:val="none"/>
         </w:rPr>
         <w:t>P.S.</w:t>
       </w:r>
@@ -1829,7 +1829,7 @@
           <w:kern w:val="0"/>
           <w:sz w:val="24"/>
           <w:szCs w:val="24"/>
-          <w14:ligatures w14:val="none"/>
+          <ns2:ligatures ns2:val="none"/>
         </w:rPr>
         <w:t xml:space="preserve"> Your </w:t>
       </w:r>
@@ -1839,22 +1839,22 @@
           <w:kern w:val="0"/>
           <w:sz w:val="24"/>
           <w:szCs w:val="24"/>
-          <w14:ligatures w14:val="none"/>
-        </w:rPr>
-        <w:t>PROTEGO</w:t>
-      </w:r>
-      <w:r>
-        <w:rPr>
-          <w:rFonts w:ascii="Times New Roman" w:eastAsia="Times New Roman" w:hAnsi="Times New Roman" w:cs="Times New Roman"/>
-          <w:kern w:val="0"/>
-          <w:sz w:val="24"/>
-          <w:szCs w:val="24"/>
-          <w14:ligatures w14:val="none"/>
-        </w:rPr>
-        <w:t xml:space="preserve"> Protection is already active and protecting your belongings. If you have questions about coverage or want to submit your own insurance, reach out within your 10-day grace period.</w:t>
-      </w:r>
-    </w:p>
-    <w:p/>
+          <ns2:ligatures ns2:val="none"/>
+        </w:rPr>
+        <w:t>TPP Secure Protection</w:t>
+      </w:r>
+      <w:r>
+        <w:rPr>
+          <w:rFonts w:ascii="Times New Roman" w:eastAsia="Times New Roman" w:hAnsi="Times New Roman" w:cs="Times New Roman"/>
+          <w:kern w:val="0"/>
+          <w:sz w:val="24"/>
+          <w:szCs w:val="24"/>
+          <ns2:ligatures ns2:val="none"/>
+        </w:rPr>
+        <w:t xml:space="preserve"> is already active and protecting your belongings. If you have questions about coverage or want to submit your own insurance, reach out within your 10-day grace period.</w:t>
+      </w:r>
+    </w:p>
+    <w:p ns2:paraId="41836B11" ns2:textId="574DD9D7"/>
     <w:sectPr>
       <w:pgSz w:w="12240" w:h="15840"/>
       <w:pgMar w:top="1440" w:right="1440" w:bottom="1440" w:left="1440" w:header="720" w:footer="720" w:gutter="0"/>
